--- a/VasuKumar Fadadu Resume.docx
+++ b/VasuKumar Fadadu Resume.docx
@@ -774,19 +774,11 @@
         </w:rPr>
         <w:t xml:space="preserve">and </w:t>
       </w:r>
-      <w:proofErr w:type="gramStart"/>
-      <w:r>
-        <w:rPr>
-          <w:w w:val="110"/>
-        </w:rPr>
-        <w:t>Good</w:t>
-      </w:r>
-      <w:proofErr w:type="gramEnd"/>
-      <w:r>
-        <w:rPr>
-          <w:w w:val="110"/>
-        </w:rPr>
-        <w:t xml:space="preserve"> </w:t>
+      <w:r>
+        <w:rPr>
+          <w:w w:val="110"/>
+        </w:rPr>
+        <w:t xml:space="preserve">Good </w:t>
       </w:r>
       <w:r>
         <w:rPr>
@@ -1297,6 +1289,21 @@
       <w:r>
         <w:t>JavaScript</w:t>
       </w:r>
+      <w:r>
+        <w:t>,</w:t>
+      </w:r>
+      <w:r>
+        <w:t xml:space="preserve"> </w:t>
+      </w:r>
+      <w:r>
+        <w:t>Angular</w:t>
+      </w:r>
+      <w:r>
+        <w:t xml:space="preserve">, </w:t>
+      </w:r>
+      <w:r>
+        <w:t>TypeScript</w:t>
+      </w:r>
     </w:p>
     <w:p>
       <w:pPr>
@@ -1439,24 +1446,11 @@
       <w:r>
         <w:t>Unit Testing (</w:t>
       </w:r>
-      <w:proofErr w:type="spellStart"/>
       <w:r>
         <w:t>n</w:t>
       </w:r>
       <w:r>
-        <w:t>Unit</w:t>
-      </w:r>
-      <w:proofErr w:type="spellEnd"/>
-      <w:r>
-        <w:t xml:space="preserve">, </w:t>
-      </w:r>
-      <w:proofErr w:type="spellStart"/>
-      <w:r>
-        <w:t>Moq</w:t>
-      </w:r>
-      <w:proofErr w:type="spellEnd"/>
-      <w:r>
-        <w:t xml:space="preserve">), </w:t>
+        <w:t xml:space="preserve">Unit, Moq), </w:t>
       </w:r>
       <w:r>
         <w:rPr>
@@ -2380,7 +2374,7 @@
           </mc:Choice>
           <mc:Fallback>
             <w:pict>
-              <v:shape w14:anchorId="645F3D07" id="Graphic 17" o:spid="_x0000_s1026" style="position:absolute;margin-left:40.5pt;margin-top:13.5pt;width:3pt;height:3pt;z-index:15730176;visibility:visible;mso-wrap-style:square;mso-wrap-distance-left:0;mso-wrap-distance-top:0;mso-wrap-distance-right:0;mso-wrap-distance-bottom:0;mso-position-horizontal:absolute;mso-position-horizontal-relative:page;mso-position-vertical:absolute;mso-position-vertical-relative:text;v-text-anchor:top" coordsize="38100,38100" o:gfxdata="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" path="m21576,38099r-5053,l14093,37616,,21576,,16523,16523,r5053,l38099,19049r,2527l21576,38099xe" fillcolor="black" stroked="f">
+              <v:shape w14:anchorId="4997C677" id="Graphic 17" o:spid="_x0000_s1026" style="position:absolute;margin-left:40.5pt;margin-top:13.5pt;width:3pt;height:3pt;z-index:15730176;visibility:visible;mso-wrap-style:square;mso-wrap-distance-left:0;mso-wrap-distance-top:0;mso-wrap-distance-right:0;mso-wrap-distance-bottom:0;mso-position-horizontal:absolute;mso-position-horizontal-relative:page;mso-position-vertical:absolute;mso-position-vertical-relative:text;v-text-anchor:top" coordsize="38100,38100" o:gfxdata="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" path="m21576,38099r-5053,l14093,37616,,21576,,16523,16523,r5053,l38099,19049r,2527l21576,38099xe" fillcolor="black" stroked="f">
                 <v:path arrowok="t"/>
                 <w10:wrap anchorx="page"/>
               </v:shape>
@@ -2519,7 +2513,7 @@
           </mc:Choice>
           <mc:Fallback>
             <w:pict>
-              <v:shape w14:anchorId="4681924B" id="Graphic 18" o:spid="_x0000_s1026" style="position:absolute;margin-left:40.5pt;margin-top:5.25pt;width:3pt;height:3pt;z-index:15730688;visibility:visible;mso-wrap-style:square;mso-wrap-distance-left:0;mso-wrap-distance-top:0;mso-wrap-distance-right:0;mso-wrap-distance-bottom:0;mso-position-horizontal:absolute;mso-position-horizontal-relative:page;mso-position-vertical:absolute;mso-position-vertical-relative:text;v-text-anchor:top" coordsize="38100,38100" o:gfxdata="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" path="m21576,38099r-5053,l14093,37616,,21576,,16523,16523,r5053,l38099,19049r,2527l21576,38099xe" fillcolor="black" stroked="f">
+              <v:shape w14:anchorId="633B2362" id="Graphic 18" o:spid="_x0000_s1026" style="position:absolute;margin-left:40.5pt;margin-top:5.25pt;width:3pt;height:3pt;z-index:15730688;visibility:visible;mso-wrap-style:square;mso-wrap-distance-left:0;mso-wrap-distance-top:0;mso-wrap-distance-right:0;mso-wrap-distance-bottom:0;mso-position-horizontal:absolute;mso-position-horizontal-relative:page;mso-position-vertical:absolute;mso-position-vertical-relative:text;v-text-anchor:top" coordsize="38100,38100" o:gfxdata="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" path="m21576,38099r-5053,l14093,37616,,21576,,16523,16523,r5053,l38099,19049r,2527l21576,38099xe" fillcolor="black" stroked="f">
                 <v:path arrowok="t"/>
                 <w10:wrap anchorx="page"/>
               </v:shape>
@@ -2771,7 +2765,7 @@
           </mc:Choice>
           <mc:Fallback>
             <w:pict>
-              <v:shape w14:anchorId="47E3EF6C" id="Graphic 19" o:spid="_x0000_s1026" style="position:absolute;margin-left:40.5pt;margin-top:5.2pt;width:3pt;height:3pt;z-index:15731200;visibility:visible;mso-wrap-style:square;mso-wrap-distance-left:0;mso-wrap-distance-top:0;mso-wrap-distance-right:0;mso-wrap-distance-bottom:0;mso-position-horizontal:absolute;mso-position-horizontal-relative:page;mso-position-vertical:absolute;mso-position-vertical-relative:text;v-text-anchor:top" coordsize="38100,38100" o:gfxdata="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" path="m21576,38099r-5053,l14093,37616,,21576,,16523,16523,r5053,l38099,19049r,2527l21576,38099xe" fillcolor="black" stroked="f">
+              <v:shape w14:anchorId="3C3C3177" id="Graphic 19" o:spid="_x0000_s1026" style="position:absolute;margin-left:40.5pt;margin-top:5.2pt;width:3pt;height:3pt;z-index:15731200;visibility:visible;mso-wrap-style:square;mso-wrap-distance-left:0;mso-wrap-distance-top:0;mso-wrap-distance-right:0;mso-wrap-distance-bottom:0;mso-position-horizontal:absolute;mso-position-horizontal-relative:page;mso-position-vertical:absolute;mso-position-vertical-relative:text;v-text-anchor:top" coordsize="38100,38100" o:gfxdata="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" path="m21576,38099r-5053,l14093,37616,,21576,,16523,16523,r5053,l38099,19049r,2527l21576,38099xe" fillcolor="black" stroked="f">
                 <v:path arrowok="t"/>
                 <w10:wrap anchorx="page"/>
               </v:shape>
@@ -2885,7 +2879,7 @@
           </mc:Choice>
           <mc:Fallback>
             <w:pict>
-              <v:shape w14:anchorId="21322DCB" id="Graphic 20" o:spid="_x0000_s1026" style="position:absolute;margin-left:40.5pt;margin-top:5.15pt;width:3pt;height:3pt;z-index:15731712;visibility:visible;mso-wrap-style:square;mso-wrap-distance-left:0;mso-wrap-distance-top:0;mso-wrap-distance-right:0;mso-wrap-distance-bottom:0;mso-position-horizontal:absolute;mso-position-horizontal-relative:page;mso-position-vertical:absolute;mso-position-vertical-relative:text;v-text-anchor:top" coordsize="38100,38100" o:gfxdata="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" path="m21576,38099r-5053,l14093,37616,,21576,,16523,16523,r5053,l38099,19049r,2527l21576,38099xe" fillcolor="black" stroked="f">
+              <v:shape w14:anchorId="4B8D8641" id="Graphic 20" o:spid="_x0000_s1026" style="position:absolute;margin-left:40.5pt;margin-top:5.15pt;width:3pt;height:3pt;z-index:15731712;visibility:visible;mso-wrap-style:square;mso-wrap-distance-left:0;mso-wrap-distance-top:0;mso-wrap-distance-right:0;mso-wrap-distance-bottom:0;mso-position-horizontal:absolute;mso-position-horizontal-relative:page;mso-position-vertical:absolute;mso-position-vertical-relative:text;v-text-anchor:top" coordsize="38100,38100" o:gfxdata="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" path="m21576,38099r-5053,l14093,37616,,21576,,16523,16523,r5053,l38099,19049r,2527l21576,38099xe" fillcolor="black" stroked="f">
                 <v:path arrowok="t"/>
                 <w10:wrap anchorx="page"/>
               </v:shape>
@@ -2993,7 +2987,7 @@
           </mc:Choice>
           <mc:Fallback>
             <w:pict>
-              <v:shape w14:anchorId="3B8F0B3D" id="Graphic 21" o:spid="_x0000_s1026" style="position:absolute;margin-left:40.5pt;margin-top:5.1pt;width:3pt;height:3pt;z-index:15732224;visibility:visible;mso-wrap-style:square;mso-wrap-distance-left:0;mso-wrap-distance-top:0;mso-wrap-distance-right:0;mso-wrap-distance-bottom:0;mso-position-horizontal:absolute;mso-position-horizontal-relative:page;mso-position-vertical:absolute;mso-position-vertical-relative:text;v-text-anchor:top" coordsize="38100,38100" o:gfxdata="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" path="m21576,38099r-5053,l14093,37616,,21576,,16523,16523,r5053,l38099,19049r,2527l21576,38099xe" fillcolor="black" stroked="f">
+              <v:shape w14:anchorId="39FC74DE" id="Graphic 21" o:spid="_x0000_s1026" style="position:absolute;margin-left:40.5pt;margin-top:5.1pt;width:3pt;height:3pt;z-index:15732224;visibility:visible;mso-wrap-style:square;mso-wrap-distance-left:0;mso-wrap-distance-top:0;mso-wrap-distance-right:0;mso-wrap-distance-bottom:0;mso-position-horizontal:absolute;mso-position-horizontal-relative:page;mso-position-vertical:absolute;mso-position-vertical-relative:text;v-text-anchor:top" coordsize="38100,38100" o:gfxdata="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" path="m21576,38099r-5053,l14093,37616,,21576,,16523,16523,r5053,l38099,19049r,2527l21576,38099xe" fillcolor="black" stroked="f">
                 <v:path arrowok="t"/>
                 <w10:wrap anchorx="page"/>
               </v:shape>
@@ -3094,7 +3088,7 @@
           </mc:Choice>
           <mc:Fallback>
             <w:pict>
-              <v:shape w14:anchorId="79AB41BA" id="Graphic 22" o:spid="_x0000_s1026" style="position:absolute;margin-left:40.5pt;margin-top:18.6pt;width:3pt;height:3pt;z-index:15732736;visibility:visible;mso-wrap-style:square;mso-wrap-distance-left:0;mso-wrap-distance-top:0;mso-wrap-distance-right:0;mso-wrap-distance-bottom:0;mso-position-horizontal:absolute;mso-position-horizontal-relative:page;mso-position-vertical:absolute;mso-position-vertical-relative:text;v-text-anchor:top" coordsize="38100,38100" o:gfxdata="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" path="m21576,38099r-5053,l14093,37616,,21576,,16523,16523,r5053,l38099,19049r,2527l21576,38099xe" fillcolor="black" stroked="f">
+              <v:shape w14:anchorId="4C36835C" id="Graphic 22" o:spid="_x0000_s1026" style="position:absolute;margin-left:40.5pt;margin-top:18.6pt;width:3pt;height:3pt;z-index:15732736;visibility:visible;mso-wrap-style:square;mso-wrap-distance-left:0;mso-wrap-distance-top:0;mso-wrap-distance-right:0;mso-wrap-distance-bottom:0;mso-position-horizontal:absolute;mso-position-horizontal-relative:page;mso-position-vertical:absolute;mso-position-vertical-relative:text;v-text-anchor:top" coordsize="38100,38100" o:gfxdata="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" path="m21576,38099r-5053,l14093,37616,,21576,,16523,16523,r5053,l38099,19049r,2527l21576,38099xe" fillcolor="black" stroked="f">
                 <v:path arrowok="t"/>
                 <w10:wrap anchorx="page"/>
               </v:shape>
@@ -3131,6 +3125,12 @@
           <w:spacing w:val="-2"/>
           <w:w w:val="110"/>
         </w:rPr>
+        <w:sectPr>
+          <w:type w:val="continuous"/>
+          <w:pgSz w:w="11900" w:h="16840"/>
+          <w:pgMar w:top="700" w:right="708" w:bottom="600" w:left="708" w:header="0" w:footer="417" w:gutter="0"/>
+          <w:cols w:space="720"/>
+        </w:sectPr>
       </w:pPr>
       <w:r>
         <w:rPr>
@@ -3140,16 +3140,16 @@
         <mc:AlternateContent>
           <mc:Choice Requires="wpg">
             <w:drawing>
-              <wp:anchor distT="0" distB="0" distL="0" distR="0" simplePos="0" relativeHeight="251680768" behindDoc="1" locked="0" layoutInCell="1" allowOverlap="1" wp14:anchorId="34424B70" wp14:editId="53F6EE61">
+              <wp:anchor distT="0" distB="0" distL="0" distR="0" simplePos="0" relativeHeight="251661312" behindDoc="1" locked="0" layoutInCell="1" allowOverlap="1" wp14:anchorId="34424B70" wp14:editId="0D21A282">
                 <wp:simplePos x="0" y="0"/>
                 <wp:positionH relativeFrom="page">
-                  <wp:posOffset>449580</wp:posOffset>
+                  <wp:posOffset>450850</wp:posOffset>
                 </wp:positionH>
                 <wp:positionV relativeFrom="paragraph">
-                  <wp:posOffset>1353185</wp:posOffset>
+                  <wp:posOffset>1256665</wp:posOffset>
                 </wp:positionV>
-                <wp:extent cx="6545580" cy="314325"/>
-                <wp:effectExtent l="0" t="0" r="26670" b="9525"/>
+                <wp:extent cx="6545580" cy="313055"/>
+                <wp:effectExtent l="0" t="0" r="26670" b="10795"/>
                 <wp:wrapTopAndBottom/>
                 <wp:docPr id="1232250376" name="Group 1232250376"/>
                 <wp:cNvGraphicFramePr>
@@ -3164,9 +3164,9 @@
                       <wpg:grpSpPr>
                         <a:xfrm>
                           <a:off x="0" y="0"/>
-                          <a:ext cx="6545580" cy="314325"/>
-                          <a:chOff x="4762" y="4762"/>
-                          <a:chExt cx="3152775" cy="314603"/>
+                          <a:ext cx="6545580" cy="313055"/>
+                          <a:chOff x="4762" y="4761"/>
+                          <a:chExt cx="3152775" cy="314326"/>
                         </a:xfrm>
                       </wpg:grpSpPr>
                       <wps:wsp>
@@ -3325,8 +3325,8 @@
                         <wps:cNvSpPr txBox="1"/>
                         <wps:spPr>
                           <a:xfrm>
-                            <a:off x="26390" y="12025"/>
-                            <a:ext cx="3123565" cy="307340"/>
+                            <a:off x="26390" y="4761"/>
+                            <a:ext cx="3123565" cy="263686"/>
                           </a:xfrm>
                           <a:prstGeom prst="rect">
                             <a:avLst/>
@@ -3353,7 +3353,13 @@
                                 </w:r>
                               </w:hyperlink>
                               <w:r>
-                                <w:t xml:space="preserve">                                         Aug 2026 – Udemy.</w:t>
+                                <w:t xml:space="preserve">                                         Aug 202</w:t>
+                              </w:r>
+                              <w:r>
+                                <w:t>5</w:t>
+                              </w:r>
+                              <w:r>
+                                <w:t xml:space="preserve"> – Udemy.</w:t>
                               </w:r>
                             </w:p>
                           </w:txbxContent>
@@ -3376,11 +3382,11 @@
           </mc:Choice>
           <mc:Fallback>
             <w:pict>
-              <v:group w14:anchorId="34424B70" id="Group 1232250376" o:spid="_x0000_s1038" style="position:absolute;left:0;text-align:left;margin-left:35.4pt;margin-top:106.55pt;width:515.4pt;height:24.75pt;z-index:-251635712;mso-wrap-distance-left:0;mso-wrap-distance-right:0;mso-position-horizontal-relative:page;mso-position-vertical-relative:text;mso-width-relative:margin;mso-height-relative:margin" coordorigin="47,47" coordsize="31527,3146" o:gfxdata="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">
+              <v:group w14:anchorId="34424B70" id="Group 1232250376" o:spid="_x0000_s1038" style="position:absolute;left:0;text-align:left;margin-left:35.5pt;margin-top:98.95pt;width:515.4pt;height:24.65pt;z-index:-251655168;mso-wrap-distance-left:0;mso-wrap-distance-right:0;mso-position-horizontal-relative:page;mso-position-vertical-relative:text;mso-width-relative:margin;mso-height-relative:margin" coordorigin="47,47" coordsize="31527,3143" o:gfxdata="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">
                 <v:shape id="Graphic 45" o:spid="_x0000_s1039" style="position:absolute;left:47;top:47;width:31528;height:3143;visibility:visible;mso-wrap-style:square;v-text-anchor:top" coordsize="3152775,314325" o:gfxdata="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" path="m,280987l,33337,,28915,845,24662,2537,20577,4229,16493,6638,12888,9764,9763,12890,6636,16495,4228,20579,2537,24664,845,28916,r4421,l3119437,r4420,l3128110,845r4084,1692l3136279,4228r3605,2408l3143010,9763r3126,3125l3148545,16493r1691,4084l3151928,24662r846,4253l3152774,33337r,247650l3132194,311784r-4084,1693l3123857,314324r-4420,l33337,314324r-4421,l24664,313477r-4085,-1693l16495,310093,,285407r,-4420xe" filled="f" strokeweight=".26456mm">
                   <v:path arrowok="t"/>
                 </v:shape>
-                <v:shape id="Textbox 46" o:spid="_x0000_s1040" type="#_x0000_t202" style="position:absolute;left:263;top:120;width:31236;height:3073;visibility:visible;mso-wrap-style:square;v-text-anchor:top" o:gfxdata="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" filled="f" stroked="f">
+                <v:shape id="Textbox 46" o:spid="_x0000_s1040" type="#_x0000_t202" style="position:absolute;left:263;top:47;width:31236;height:2637;visibility:visible;mso-wrap-style:square;v-text-anchor:top" o:gfxdata="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" filled="f" stroked="f">
                   <v:textbox inset="0,0,0,0">
                     <w:txbxContent>
                       <w:p>
@@ -3402,7 +3408,13 @@
                           </w:r>
                         </w:hyperlink>
                         <w:r>
-                          <w:t xml:space="preserve">                                         Aug 2026 – Udemy.</w:t>
+                          <w:t xml:space="preserve">                                         Aug 202</w:t>
+                        </w:r>
+                        <w:r>
+                          <w:t>5</w:t>
+                        </w:r>
+                        <w:r>
+                          <w:t xml:space="preserve"> – Udemy.</w:t>
                         </w:r>
                       </w:p>
                     </w:txbxContent>
@@ -3422,16 +3434,332 @@
         <mc:AlternateContent>
           <mc:Choice Requires="wpg">
             <w:drawing>
-              <wp:anchor distT="0" distB="0" distL="0" distR="0" simplePos="0" relativeHeight="251688960" behindDoc="1" locked="0" layoutInCell="1" allowOverlap="1" wp14:anchorId="5A74D21B" wp14:editId="5BA7B2E0">
+              <wp:anchor distT="0" distB="0" distL="0" distR="0" simplePos="0" relativeHeight="251682816" behindDoc="1" locked="0" layoutInCell="1" allowOverlap="1" wp14:anchorId="759ABBB4" wp14:editId="7C95FA0A">
                 <wp:simplePos x="0" y="0"/>
                 <wp:positionH relativeFrom="page">
-                  <wp:posOffset>441960</wp:posOffset>
+                  <wp:posOffset>457200</wp:posOffset>
                 </wp:positionH>
                 <wp:positionV relativeFrom="paragraph">
-                  <wp:posOffset>979805</wp:posOffset>
+                  <wp:posOffset>1626235</wp:posOffset>
                 </wp:positionV>
-                <wp:extent cx="6553200" cy="314325"/>
-                <wp:effectExtent l="0" t="0" r="19050" b="9525"/>
+                <wp:extent cx="6545580" cy="314325"/>
+                <wp:effectExtent l="0" t="0" r="26670" b="9525"/>
+                <wp:wrapTopAndBottom/>
+                <wp:docPr id="1663278277" name="Group 1663278277"/>
+                <wp:cNvGraphicFramePr>
+                  <a:graphicFrameLocks xmlns:a="http://schemas.openxmlformats.org/drawingml/2006/main"/>
+                </wp:cNvGraphicFramePr>
+                <a:graphic xmlns:a="http://schemas.openxmlformats.org/drawingml/2006/main">
+                  <a:graphicData uri="http://schemas.microsoft.com/office/word/2010/wordprocessingGroup">
+                    <wpg:wgp>
+                      <wpg:cNvGrpSpPr>
+                        <a:grpSpLocks/>
+                      </wpg:cNvGrpSpPr>
+                      <wpg:grpSpPr>
+                        <a:xfrm>
+                          <a:off x="0" y="0"/>
+                          <a:ext cx="6545580" cy="314325"/>
+                          <a:chOff x="4762" y="4762"/>
+                          <a:chExt cx="3152775" cy="314603"/>
+                        </a:xfrm>
+                      </wpg:grpSpPr>
+                      <wps:wsp>
+                        <wps:cNvPr id="1112823808" name="Graphic 45"/>
+                        <wps:cNvSpPr/>
+                        <wps:spPr>
+                          <a:xfrm>
+                            <a:off x="4762" y="4762"/>
+                            <a:ext cx="3152775" cy="314325"/>
+                          </a:xfrm>
+                          <a:custGeom>
+                            <a:avLst/>
+                            <a:gdLst/>
+                            <a:ahLst/>
+                            <a:cxnLst/>
+                            <a:rect l="l" t="t" r="r" b="b"/>
+                            <a:pathLst>
+                              <a:path w="3152775" h="314325">
+                                <a:moveTo>
+                                  <a:pt x="0" y="280987"/>
+                                </a:moveTo>
+                                <a:lnTo>
+                                  <a:pt x="0" y="33337"/>
+                                </a:lnTo>
+                                <a:lnTo>
+                                  <a:pt x="0" y="28915"/>
+                                </a:lnTo>
+                                <a:lnTo>
+                                  <a:pt x="845" y="24662"/>
+                                </a:lnTo>
+                                <a:lnTo>
+                                  <a:pt x="2537" y="20577"/>
+                                </a:lnTo>
+                                <a:lnTo>
+                                  <a:pt x="4229" y="16493"/>
+                                </a:lnTo>
+                                <a:lnTo>
+                                  <a:pt x="6638" y="12888"/>
+                                </a:lnTo>
+                                <a:lnTo>
+                                  <a:pt x="9764" y="9763"/>
+                                </a:lnTo>
+                                <a:lnTo>
+                                  <a:pt x="12890" y="6636"/>
+                                </a:lnTo>
+                                <a:lnTo>
+                                  <a:pt x="16495" y="4228"/>
+                                </a:lnTo>
+                                <a:lnTo>
+                                  <a:pt x="20579" y="2537"/>
+                                </a:lnTo>
+                                <a:lnTo>
+                                  <a:pt x="24664" y="845"/>
+                                </a:lnTo>
+                                <a:lnTo>
+                                  <a:pt x="28916" y="0"/>
+                                </a:lnTo>
+                                <a:lnTo>
+                                  <a:pt x="33337" y="0"/>
+                                </a:lnTo>
+                                <a:lnTo>
+                                  <a:pt x="3119437" y="0"/>
+                                </a:lnTo>
+                                <a:lnTo>
+                                  <a:pt x="3123857" y="0"/>
+                                </a:lnTo>
+                                <a:lnTo>
+                                  <a:pt x="3128110" y="845"/>
+                                </a:lnTo>
+                                <a:lnTo>
+                                  <a:pt x="3132194" y="2537"/>
+                                </a:lnTo>
+                                <a:lnTo>
+                                  <a:pt x="3136279" y="4228"/>
+                                </a:lnTo>
+                                <a:lnTo>
+                                  <a:pt x="3139884" y="6636"/>
+                                </a:lnTo>
+                                <a:lnTo>
+                                  <a:pt x="3143010" y="9763"/>
+                                </a:lnTo>
+                                <a:lnTo>
+                                  <a:pt x="3146136" y="12888"/>
+                                </a:lnTo>
+                                <a:lnTo>
+                                  <a:pt x="3148545" y="16493"/>
+                                </a:lnTo>
+                                <a:lnTo>
+                                  <a:pt x="3150236" y="20577"/>
+                                </a:lnTo>
+                                <a:lnTo>
+                                  <a:pt x="3151928" y="24662"/>
+                                </a:lnTo>
+                                <a:lnTo>
+                                  <a:pt x="3152774" y="28915"/>
+                                </a:lnTo>
+                                <a:lnTo>
+                                  <a:pt x="3152774" y="33337"/>
+                                </a:lnTo>
+                                <a:lnTo>
+                                  <a:pt x="3152774" y="280987"/>
+                                </a:lnTo>
+                                <a:lnTo>
+                                  <a:pt x="3132194" y="311784"/>
+                                </a:lnTo>
+                                <a:lnTo>
+                                  <a:pt x="3128110" y="313477"/>
+                                </a:lnTo>
+                                <a:lnTo>
+                                  <a:pt x="3123857" y="314324"/>
+                                </a:lnTo>
+                                <a:lnTo>
+                                  <a:pt x="3119437" y="314324"/>
+                                </a:lnTo>
+                                <a:lnTo>
+                                  <a:pt x="33337" y="314324"/>
+                                </a:lnTo>
+                                <a:lnTo>
+                                  <a:pt x="28916" y="314324"/>
+                                </a:lnTo>
+                                <a:lnTo>
+                                  <a:pt x="24664" y="313477"/>
+                                </a:lnTo>
+                                <a:lnTo>
+                                  <a:pt x="20579" y="311784"/>
+                                </a:lnTo>
+                                <a:lnTo>
+                                  <a:pt x="16495" y="310093"/>
+                                </a:lnTo>
+                                <a:lnTo>
+                                  <a:pt x="0" y="285407"/>
+                                </a:lnTo>
+                                <a:lnTo>
+                                  <a:pt x="0" y="280987"/>
+                                </a:lnTo>
+                                <a:close/>
+                              </a:path>
+                            </a:pathLst>
+                          </a:custGeom>
+                          <a:ln w="9524">
+                            <a:solidFill>
+                              <a:srgbClr val="000000"/>
+                            </a:solidFill>
+                            <a:prstDash val="solid"/>
+                          </a:ln>
+                        </wps:spPr>
+                        <wps:bodyPr wrap="square" lIns="0" tIns="0" rIns="0" bIns="0" rtlCol="0">
+                          <a:prstTxWarp prst="textNoShape">
+                            <a:avLst/>
+                          </a:prstTxWarp>
+                          <a:noAutofit/>
+                        </wps:bodyPr>
+                      </wps:wsp>
+                      <wps:wsp>
+                        <wps:cNvPr id="1307771719" name="Textbox 46"/>
+                        <wps:cNvSpPr txBox="1"/>
+                        <wps:spPr>
+                          <a:xfrm>
+                            <a:off x="26390" y="12025"/>
+                            <a:ext cx="3123565" cy="307340"/>
+                          </a:xfrm>
+                          <a:prstGeom prst="rect">
+                            <a:avLst/>
+                          </a:prstGeom>
+                        </wps:spPr>
+                        <wps:txbx>
+                          <w:txbxContent>
+                            <w:p>
+                              <w:pPr>
+                                <w:spacing w:before="100"/>
+                                <w:ind w:left="139"/>
+                                <w:rPr>
+                                  <w:sz w:val="21"/>
+                                </w:rPr>
+                              </w:pPr>
+                              <w:r>
+                                <w:t xml:space="preserve">Angular - The Complete Guide (2025 </w:t>
+                              </w:r>
+                              <w:r>
+                                <w:t>Edition)</w:t>
+                              </w:r>
+                              <w:r>
+                                <w:t xml:space="preserve">  </w:t>
+                              </w:r>
+                              <w:r>
+                                <w:t xml:space="preserve">                              </w:t>
+                              </w:r>
+                              <w:r>
+                                <w:t xml:space="preserve">                                         </w:t>
+                              </w:r>
+                              <w:r>
+                                <w:t xml:space="preserve">  </w:t>
+                              </w:r>
+                              <w:r>
+                                <w:t>Oct</w:t>
+                              </w:r>
+                              <w:r>
+                                <w:t xml:space="preserve"> 202</w:t>
+                              </w:r>
+                              <w:r>
+                                <w:t>5</w:t>
+                              </w:r>
+                              <w:r>
+                                <w:t xml:space="preserve"> – Udemy.</w:t>
+                              </w:r>
+                            </w:p>
+                          </w:txbxContent>
+                        </wps:txbx>
+                        <wps:bodyPr wrap="square" lIns="0" tIns="0" rIns="0" bIns="0" rtlCol="0">
+                          <a:noAutofit/>
+                        </wps:bodyPr>
+                      </wps:wsp>
+                    </wpg:wgp>
+                  </a:graphicData>
+                </a:graphic>
+                <wp14:sizeRelH relativeFrom="margin">
+                  <wp14:pctWidth>0</wp14:pctWidth>
+                </wp14:sizeRelH>
+                <wp14:sizeRelV relativeFrom="margin">
+                  <wp14:pctHeight>0</wp14:pctHeight>
+                </wp14:sizeRelV>
+              </wp:anchor>
+            </w:drawing>
+          </mc:Choice>
+          <mc:Fallback>
+            <w:pict>
+              <v:group w14:anchorId="759ABBB4" id="Group 1663278277" o:spid="_x0000_s1041" style="position:absolute;left:0;text-align:left;margin-left:36pt;margin-top:128.05pt;width:515.4pt;height:24.75pt;z-index:-251633664;mso-wrap-distance-left:0;mso-wrap-distance-right:0;mso-position-horizontal-relative:page;mso-position-vertical-relative:text;mso-width-relative:margin;mso-height-relative:margin" coordorigin="47,47" coordsize="31527,3146" o:gfxdata="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">
+                <v:shape id="Graphic 45" o:spid="_x0000_s1042" style="position:absolute;left:47;top:47;width:31528;height:3143;visibility:visible;mso-wrap-style:square;v-text-anchor:top" coordsize="3152775,314325" o:gfxdata="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" path="m,280987l,33337,,28915,845,24662,2537,20577,4229,16493,6638,12888,9764,9763,12890,6636,16495,4228,20579,2537,24664,845,28916,r4421,l3119437,r4420,l3128110,845r4084,1692l3136279,4228r3605,2408l3143010,9763r3126,3125l3148545,16493r1691,4084l3151928,24662r846,4253l3152774,33337r,247650l3132194,311784r-4084,1693l3123857,314324r-4420,l33337,314324r-4421,l24664,313477r-4085,-1693l16495,310093,,285407r,-4420xe" filled="f" strokeweight=".26456mm">
+                  <v:path arrowok="t"/>
+                </v:shape>
+                <v:shape id="Textbox 46" o:spid="_x0000_s1043" type="#_x0000_t202" style="position:absolute;left:263;top:120;width:31236;height:3073;visibility:visible;mso-wrap-style:square;v-text-anchor:top" o:gfxdata="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" filled="f" stroked="f">
+                  <v:textbox inset="0,0,0,0">
+                    <w:txbxContent>
+                      <w:p>
+                        <w:pPr>
+                          <w:spacing w:before="100"/>
+                          <w:ind w:left="139"/>
+                          <w:rPr>
+                            <w:sz w:val="21"/>
+                          </w:rPr>
+                        </w:pPr>
+                        <w:r>
+                          <w:t xml:space="preserve">Angular - The Complete Guide (2025 </w:t>
+                        </w:r>
+                        <w:r>
+                          <w:t>Edition)</w:t>
+                        </w:r>
+                        <w:r>
+                          <w:t xml:space="preserve">  </w:t>
+                        </w:r>
+                        <w:r>
+                          <w:t xml:space="preserve">                              </w:t>
+                        </w:r>
+                        <w:r>
+                          <w:t xml:space="preserve">                                         </w:t>
+                        </w:r>
+                        <w:r>
+                          <w:t xml:space="preserve">  </w:t>
+                        </w:r>
+                        <w:r>
+                          <w:t>Oct</w:t>
+                        </w:r>
+                        <w:r>
+                          <w:t xml:space="preserve"> 202</w:t>
+                        </w:r>
+                        <w:r>
+                          <w:t>5</w:t>
+                        </w:r>
+                        <w:r>
+                          <w:t xml:space="preserve"> – Udemy.</w:t>
+                        </w:r>
+                      </w:p>
+                    </w:txbxContent>
+                  </v:textbox>
+                </v:shape>
+                <w10:wrap type="topAndBottom" anchorx="page"/>
+              </v:group>
+            </w:pict>
+          </mc:Fallback>
+        </mc:AlternateContent>
+      </w:r>
+      <w:r>
+        <w:rPr>
+          <w:noProof/>
+          <w:sz w:val="20"/>
+        </w:rPr>
+        <mc:AlternateContent>
+          <mc:Choice Requires="wpg">
+            <w:drawing>
+              <wp:anchor distT="0" distB="0" distL="0" distR="0" simplePos="0" relativeHeight="251672576" behindDoc="1" locked="0" layoutInCell="1" allowOverlap="1" wp14:anchorId="5A74D21B" wp14:editId="4F48EE8E">
+                <wp:simplePos x="0" y="0"/>
+                <wp:positionH relativeFrom="page">
+                  <wp:posOffset>444500</wp:posOffset>
+                </wp:positionH>
+                <wp:positionV relativeFrom="paragraph">
+                  <wp:posOffset>896620</wp:posOffset>
+                </wp:positionV>
+                <wp:extent cx="6553200" cy="318770"/>
+                <wp:effectExtent l="0" t="0" r="19050" b="24130"/>
                 <wp:wrapTopAndBottom/>
                 <wp:docPr id="1241891379" name="Group 1241891379"/>
                 <wp:cNvGraphicFramePr>
@@ -3446,9 +3774,9 @@
                       <wpg:grpSpPr>
                         <a:xfrm>
                           <a:off x="0" y="0"/>
-                          <a:ext cx="6553200" cy="314325"/>
-                          <a:chOff x="4762" y="4762"/>
-                          <a:chExt cx="3152775" cy="314603"/>
+                          <a:ext cx="6553200" cy="318770"/>
+                          <a:chOff x="4762" y="-693"/>
+                          <a:chExt cx="3152775" cy="319780"/>
                         </a:xfrm>
                       </wpg:grpSpPr>
                       <wps:wsp>
@@ -3607,7 +3935,7 @@
                         <wps:cNvSpPr txBox="1"/>
                         <wps:spPr>
                           <a:xfrm>
-                            <a:off x="26390" y="12025"/>
+                            <a:off x="26390" y="-693"/>
                             <a:ext cx="3123565" cy="307340"/>
                           </a:xfrm>
                           <a:prstGeom prst="rect">
@@ -3624,6 +3952,9 @@
                                   <w:sz w:val="21"/>
                                 </w:rPr>
                               </w:pPr>
+                              <w:r>
+                                <w:t xml:space="preserve"> </w:t>
+                              </w:r>
                               <w:r>
                                 <w:t>Rising Star Award</w:t>
                               </w:r>
@@ -3650,12 +3981,7 @@
                               </w:r>
                               <w:r>
                                 <w:tab/>
-                              </w:r>
-                              <w:r>
-                                <w:t>Apr</w:t>
-                              </w:r>
-                              <w:r>
-                                <w:t xml:space="preserve"> 202</w:t>
+                                <w:t>Apr 202</w:t>
                               </w:r>
                               <w:r>
                                 <w:t>4</w:t>
@@ -3663,15 +3989,6 @@
                               <w:r>
                                 <w:t xml:space="preserve"> – Bankai Infotech Ltd.</w:t>
                               </w:r>
-                            </w:p>
-                            <w:p>
-                              <w:pPr>
-                                <w:spacing w:before="100"/>
-                                <w:ind w:left="139"/>
-                                <w:rPr>
-                                  <w:sz w:val="21"/>
-                                </w:rPr>
-                              </w:pPr>
                             </w:p>
                           </w:txbxContent>
                         </wps:txbx>
@@ -3693,11 +4010,11 @@
           </mc:Choice>
           <mc:Fallback>
             <w:pict>
-              <v:group w14:anchorId="5A74D21B" id="Group 1241891379" o:spid="_x0000_s1041" style="position:absolute;left:0;text-align:left;margin-left:34.8pt;margin-top:77.15pt;width:516pt;height:24.75pt;z-index:-251627520;mso-wrap-distance-left:0;mso-wrap-distance-right:0;mso-position-horizontal-relative:page;mso-position-vertical-relative:text;mso-width-relative:margin;mso-height-relative:margin" coordorigin="47,47" coordsize="31527,3146" o:gfxdata="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">
-                <v:shape id="Graphic 45" o:spid="_x0000_s1042" style="position:absolute;left:47;top:47;width:31528;height:3143;visibility:visible;mso-wrap-style:square;v-text-anchor:top" coordsize="3152775,314325" o:gfxdata="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" path="m,280987l,33337,,28915,845,24662,2537,20577,4229,16493,6638,12888,9764,9763,12890,6636,16495,4228,20579,2537,24664,845,28916,r4421,l3119437,r4420,l3128110,845r4084,1692l3136279,4228r3605,2408l3143010,9763r3126,3125l3148545,16493r1691,4084l3151928,24662r846,4253l3152774,33337r,247650l3132194,311784r-4084,1693l3123857,314324r-4420,l33337,314324r-4421,l24664,313477r-4085,-1693l16495,310093,,285407r,-4420xe" filled="f" strokeweight=".26456mm">
+              <v:group w14:anchorId="5A74D21B" id="Group 1241891379" o:spid="_x0000_s1044" style="position:absolute;left:0;text-align:left;margin-left:35pt;margin-top:70.6pt;width:516pt;height:25.1pt;z-index:-251643904;mso-wrap-distance-left:0;mso-wrap-distance-right:0;mso-position-horizontal-relative:page;mso-position-vertical-relative:text;mso-width-relative:margin;mso-height-relative:margin" coordorigin="47,-6" coordsize="31527,3197" o:gfxdata="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">
+                <v:shape id="Graphic 45" o:spid="_x0000_s1045" style="position:absolute;left:47;top:47;width:31528;height:3143;visibility:visible;mso-wrap-style:square;v-text-anchor:top" coordsize="3152775,314325" o:gfxdata="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" path="m,280987l,33337,,28915,845,24662,2537,20577,4229,16493,6638,12888,9764,9763,12890,6636,16495,4228,20579,2537,24664,845,28916,r4421,l3119437,r4420,l3128110,845r4084,1692l3136279,4228r3605,2408l3143010,9763r3126,3125l3148545,16493r1691,4084l3151928,24662r846,4253l3152774,33337r,247650l3132194,311784r-4084,1693l3123857,314324r-4420,l33337,314324r-4421,l24664,313477r-4085,-1693l16495,310093,,285407r,-4420xe" filled="f" strokeweight=".26456mm">
                   <v:path arrowok="t"/>
                 </v:shape>
-                <v:shape id="Textbox 46" o:spid="_x0000_s1043" type="#_x0000_t202" style="position:absolute;left:263;top:120;width:31236;height:3073;visibility:visible;mso-wrap-style:square;v-text-anchor:top" o:gfxdata="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" filled="f" stroked="f">
+                <v:shape id="Textbox 46" o:spid="_x0000_s1046" type="#_x0000_t202" style="position:absolute;left:263;top:-6;width:31236;height:3072;visibility:visible;mso-wrap-style:square;v-text-anchor:top" o:gfxdata="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" filled="f" stroked="f">
                   <v:textbox inset="0,0,0,0">
                     <w:txbxContent>
                       <w:p>
@@ -3708,6 +4025,9 @@
                             <w:sz w:val="21"/>
                           </w:rPr>
                         </w:pPr>
+                        <w:r>
+                          <w:t xml:space="preserve"> </w:t>
+                        </w:r>
                         <w:r>
                           <w:t>Rising Star Award</w:t>
                         </w:r>
@@ -3734,12 +4054,7 @@
                         </w:r>
                         <w:r>
                           <w:tab/>
-                        </w:r>
-                        <w:r>
-                          <w:t>Apr</w:t>
-                        </w:r>
-                        <w:r>
-                          <w:t xml:space="preserve"> 202</w:t>
+                          <w:t>Apr 202</w:t>
                         </w:r>
                         <w:r>
                           <w:t>4</w:t>
@@ -3747,15 +4062,6 @@
                         <w:r>
                           <w:t xml:space="preserve"> – Bankai Infotech Ltd.</w:t>
                         </w:r>
-                      </w:p>
-                      <w:p>
-                        <w:pPr>
-                          <w:spacing w:before="100"/>
-                          <w:ind w:left="139"/>
-                          <w:rPr>
-                            <w:sz w:val="21"/>
-                          </w:rPr>
-                        </w:pPr>
                       </w:p>
                     </w:txbxContent>
                   </v:textbox>
@@ -3774,16 +4080,16 @@
         <mc:AlternateContent>
           <mc:Choice Requires="wpg">
             <w:drawing>
-              <wp:anchor distT="0" distB="0" distL="0" distR="0" simplePos="0" relativeHeight="251668480" behindDoc="1" locked="0" layoutInCell="1" allowOverlap="1" wp14:anchorId="43750558" wp14:editId="576311A5">
+              <wp:anchor distT="0" distB="0" distL="0" distR="0" simplePos="0" relativeHeight="251648000" behindDoc="1" locked="0" layoutInCell="1" allowOverlap="1" wp14:anchorId="43750558" wp14:editId="709B119F">
                 <wp:simplePos x="0" y="0"/>
                 <wp:positionH relativeFrom="page">
-                  <wp:posOffset>449580</wp:posOffset>
+                  <wp:posOffset>450850</wp:posOffset>
                 </wp:positionH>
                 <wp:positionV relativeFrom="paragraph">
-                  <wp:posOffset>606425</wp:posOffset>
+                  <wp:posOffset>521335</wp:posOffset>
                 </wp:positionV>
-                <wp:extent cx="6537960" cy="314325"/>
-                <wp:effectExtent l="0" t="0" r="15240" b="9525"/>
+                <wp:extent cx="6537960" cy="337820"/>
+                <wp:effectExtent l="0" t="0" r="15240" b="24130"/>
                 <wp:wrapTopAndBottom/>
                 <wp:docPr id="44" name="Group 44"/>
                 <wp:cNvGraphicFramePr>
@@ -3798,9 +4104,9 @@
                       <wpg:grpSpPr>
                         <a:xfrm>
                           <a:off x="0" y="0"/>
-                          <a:ext cx="6537960" cy="314325"/>
-                          <a:chOff x="4762" y="4762"/>
-                          <a:chExt cx="3152775" cy="314603"/>
+                          <a:ext cx="6537960" cy="337820"/>
+                          <a:chOff x="4762" y="-19782"/>
+                          <a:chExt cx="3152775" cy="338869"/>
                         </a:xfrm>
                       </wpg:grpSpPr>
                       <wps:wsp>
@@ -3959,7 +4265,7 @@
                         <wps:cNvSpPr txBox="1"/>
                         <wps:spPr>
                           <a:xfrm>
-                            <a:off x="26390" y="12025"/>
+                            <a:off x="26390" y="-19782"/>
                             <a:ext cx="3123565" cy="307340"/>
                           </a:xfrm>
                           <a:prstGeom prst="rect">
@@ -4025,11 +4331,11 @@
           </mc:Choice>
           <mc:Fallback>
             <w:pict>
-              <v:group w14:anchorId="43750558" id="Group 44" o:spid="_x0000_s1044" style="position:absolute;left:0;text-align:left;margin-left:35.4pt;margin-top:47.75pt;width:514.8pt;height:24.75pt;z-index:-251648000;mso-wrap-distance-left:0;mso-wrap-distance-right:0;mso-position-horizontal-relative:page;mso-position-vertical-relative:text;mso-width-relative:margin;mso-height-relative:margin" coordorigin="47,47" coordsize="31527,3146" o:gfxdata="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">
-                <v:shape id="Graphic 45" o:spid="_x0000_s1045" style="position:absolute;left:47;top:47;width:31528;height:3143;visibility:visible;mso-wrap-style:square;v-text-anchor:top" coordsize="3152775,314325" o:gfxdata="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" path="m,280987l,33337,,28915,845,24662,2537,20577,4229,16493,6638,12888,9764,9763,12890,6636,16495,4228,20579,2537,24664,845,28916,r4421,l3119437,r4420,l3128110,845r4084,1692l3136279,4228r3605,2408l3143010,9763r3126,3125l3148545,16493r1691,4084l3151928,24662r846,4253l3152774,33337r,247650l3132194,311784r-4084,1693l3123857,314324r-4420,l33337,314324r-4421,l24664,313477r-4085,-1693l16495,310093,,285407r,-4420xe" filled="f" strokeweight=".26456mm">
+              <v:group w14:anchorId="43750558" id="Group 44" o:spid="_x0000_s1047" style="position:absolute;left:0;text-align:left;margin-left:35.5pt;margin-top:41.05pt;width:514.8pt;height:26.6pt;z-index:-251668480;mso-wrap-distance-left:0;mso-wrap-distance-right:0;mso-position-horizontal-relative:page;mso-position-vertical-relative:text;mso-width-relative:margin;mso-height-relative:margin" coordorigin="47,-197" coordsize="31527,3388" o:gfxdata="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">
+                <v:shape id="Graphic 45" o:spid="_x0000_s1048" style="position:absolute;left:47;top:47;width:31528;height:3143;visibility:visible;mso-wrap-style:square;v-text-anchor:top" coordsize="3152775,314325" o:gfxdata="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" path="m,280987l,33337,,28915,845,24662,2537,20577,4229,16493,6638,12888,9764,9763,12890,6636,16495,4228,20579,2537,24664,845,28916,r4421,l3119437,r4420,l3128110,845r4084,1692l3136279,4228r3605,2408l3143010,9763r3126,3125l3148545,16493r1691,4084l3151928,24662r846,4253l3152774,33337r,247650l3132194,311784r-4084,1693l3123857,314324r-4420,l33337,314324r-4421,l24664,313477r-4085,-1693l16495,310093,,285407r,-4420xe" filled="f" strokeweight=".26456mm">
                   <v:path arrowok="t"/>
                 </v:shape>
-                <v:shape id="Textbox 46" o:spid="_x0000_s1046" type="#_x0000_t202" style="position:absolute;left:263;top:120;width:31236;height:3073;visibility:visible;mso-wrap-style:square;v-text-anchor:top" o:gfxdata="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" filled="f" stroked="f">
+                <v:shape id="Textbox 46" o:spid="_x0000_s1049" type="#_x0000_t202" style="position:absolute;left:263;top:-197;width:31236;height:3072;visibility:visible;mso-wrap-style:square;v-text-anchor:top" o:gfxdata="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" filled="f" stroked="f">
                   <v:textbox inset="0,0,0,0">
                     <w:txbxContent>
                       <w:p>
@@ -4086,13 +4392,13 @@
         <mc:AlternateContent>
           <mc:Choice Requires="wpg">
             <w:drawing>
-              <wp:anchor distT="0" distB="0" distL="0" distR="0" simplePos="0" relativeHeight="251658240" behindDoc="1" locked="0" layoutInCell="1" allowOverlap="1" wp14:anchorId="23FD2F81" wp14:editId="2F8AE2E1">
+              <wp:anchor distT="0" distB="0" distL="0" distR="0" simplePos="0" relativeHeight="251638784" behindDoc="1" locked="0" layoutInCell="1" allowOverlap="1" wp14:anchorId="23FD2F81" wp14:editId="652C43C8">
                 <wp:simplePos x="0" y="0"/>
                 <wp:positionH relativeFrom="page">
                   <wp:posOffset>449580</wp:posOffset>
                 </wp:positionH>
                 <wp:positionV relativeFrom="paragraph">
-                  <wp:posOffset>267335</wp:posOffset>
+                  <wp:posOffset>210185</wp:posOffset>
                 </wp:positionV>
                 <wp:extent cx="6553200" cy="247650"/>
                 <wp:effectExtent l="0" t="0" r="0" b="0"/>
@@ -4255,15 +4561,15 @@
           </mc:Choice>
           <mc:Fallback>
             <w:pict>
-              <v:group w14:anchorId="23FD2F81" id="Group 40" o:spid="_x0000_s1047" style="position:absolute;left:0;text-align:left;margin-left:35.4pt;margin-top:21.05pt;width:516pt;height:19.5pt;z-index:-251658240;mso-wrap-distance-left:0;mso-wrap-distance-right:0;mso-position-horizontal-relative:page;mso-position-vertical-relative:text" coordsize="65532,2476" o:gfxdata="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">
-                <v:shape id="Graphic 41" o:spid="_x0000_s1048" style="position:absolute;width:65532;height:2476;visibility:visible;mso-wrap-style:square;v-text-anchor:top" coordsize="6553200,247650" o:gfxdata="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" path="m6536675,247648r-6520152,l14093,247165,,231125r,-2526l,16523,16523,,6536675,r16523,16523l6553198,231125r-14094,16040l6536675,247648xe" fillcolor="black" stroked="f">
+              <v:group w14:anchorId="23FD2F81" id="Group 40" o:spid="_x0000_s1050" style="position:absolute;left:0;text-align:left;margin-left:35.4pt;margin-top:16.55pt;width:516pt;height:19.5pt;z-index:-251677696;mso-wrap-distance-left:0;mso-wrap-distance-right:0;mso-position-horizontal-relative:page;mso-position-vertical-relative:text" coordsize="65532,2476" o:gfxdata="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">
+                <v:shape id="Graphic 41" o:spid="_x0000_s1051" style="position:absolute;width:65532;height:2476;visibility:visible;mso-wrap-style:square;v-text-anchor:top" coordsize="6553200,247650" o:gfxdata="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" path="m6536675,247648r-6520152,l14093,247165,,231125r,-2526l,16523,16523,,6536675,r16523,16523l6553198,231125r-14094,16040l6536675,247648xe" fillcolor="black" stroked="f">
                   <v:fill opacity="4626f"/>
                   <v:path arrowok="t"/>
                 </v:shape>
-                <v:shape id="Image 42" o:spid="_x0000_s1049" type="#_x0000_t75" style="position:absolute;left:26573;top:570;width:1431;height:1431;visibility:visible;mso-wrap-style:square" o:gfxdata="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">
+                <v:shape id="Image 42" o:spid="_x0000_s1052" type="#_x0000_t75" style="position:absolute;left:26573;top:570;width:1431;height:1431;visibility:visible;mso-wrap-style:square" o:gfxdata="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">
                   <v:imagedata r:id="rId28" o:title=""/>
                 </v:shape>
-                <v:shape id="Textbox 43" o:spid="_x0000_s1050" type="#_x0000_t202" style="position:absolute;width:65532;height:2476;visibility:visible;mso-wrap-style:square;v-text-anchor:top" o:gfxdata="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" filled="f" stroked="f">
+                <v:shape id="Textbox 43" o:spid="_x0000_s1053" type="#_x0000_t202" style="position:absolute;width:65532;height:2476;visibility:visible;mso-wrap-style:square;v-text-anchor:top" o:gfxdata="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" filled="f" stroked="f">
                   <v:textbox inset="0,0,0,0">
                     <w:txbxContent>
                       <w:p>
@@ -4390,7 +4696,7 @@
           </mc:Choice>
           <mc:Fallback>
             <w:pict>
-              <v:shape w14:anchorId="57E21CBA" id="Graphic 23" o:spid="_x0000_s1026" style="position:absolute;margin-left:40.5pt;margin-top:5.05pt;width:3pt;height:3pt;z-index:251627520;visibility:visible;mso-wrap-style:square;mso-wrap-distance-left:0;mso-wrap-distance-top:0;mso-wrap-distance-right:0;mso-wrap-distance-bottom:0;mso-position-horizontal:absolute;mso-position-horizontal-relative:page;mso-position-vertical:absolute;mso-position-vertical-relative:text;v-text-anchor:top" coordsize="38100,38100" o:gfxdata="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" path="m21576,38099r-5053,l14093,37616,,21576,,16523,16523,r5053,l38099,19049r,2527l21576,38099xe" fillcolor="black" stroked="f">
+              <v:shape w14:anchorId="3FD1CAB8" id="Graphic 23" o:spid="_x0000_s1026" style="position:absolute;margin-left:40.5pt;margin-top:5.05pt;width:3pt;height:3pt;z-index:251627520;visibility:visible;mso-wrap-style:square;mso-wrap-distance-left:0;mso-wrap-distance-top:0;mso-wrap-distance-right:0;mso-wrap-distance-bottom:0;mso-position-horizontal:absolute;mso-position-horizontal-relative:page;mso-position-vertical:absolute;mso-position-vertical-relative:text;v-text-anchor:top" coordsize="38100,38100" o:gfxdata="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" path="m21576,38099r-5053,l14093,37616,,21576,,16523,16523,r5053,l38099,19049r,2527l21576,38099xe" fillcolor="black" stroked="f">
                 <v:path arrowok="t"/>
                 <w10:wrap anchorx="page"/>
               </v:shape>
@@ -4535,26 +4841,6 @@
         </w:rPr>
         <w:t>deployment.</w:t>
       </w:r>
-    </w:p>
-    <w:p>
-      <w:pPr>
-        <w:pStyle w:val="BodyText"/>
-        <w:spacing w:line="241" w:lineRule="exact"/>
-        <w:rPr>
-          <w:spacing w:val="-2"/>
-          <w:w w:val="110"/>
-        </w:rPr>
-      </w:pPr>
-    </w:p>
-    <w:p>
-      <w:pPr>
-        <w:pStyle w:val="BodyText"/>
-        <w:spacing w:line="241" w:lineRule="exact"/>
-        <w:rPr>
-          <w:spacing w:val="-2"/>
-          <w:w w:val="110"/>
-        </w:rPr>
-      </w:pPr>
     </w:p>
     <w:p>
       <w:pPr>
@@ -4571,21 +4857,9 @@
     <w:p>
       <w:pPr>
         <w:pStyle w:val="BodyText"/>
-        <w:spacing w:line="241" w:lineRule="exact"/>
-        <w:sectPr>
-          <w:type w:val="continuous"/>
-          <w:pgSz w:w="11900" w:h="16840"/>
-          <w:pgMar w:top="700" w:right="708" w:bottom="600" w:left="708" w:header="0" w:footer="417" w:gutter="0"/>
-          <w:cols w:space="720"/>
-        </w:sectPr>
-      </w:pPr>
-    </w:p>
-    <w:p>
-      <w:pPr>
-        <w:pStyle w:val="BodyText"/>
         <w:spacing w:before="150"/>
         <w:rPr>
-          <w:sz w:val="20"/>
+          <w:w w:val="105"/>
         </w:rPr>
       </w:pPr>
       <w:r>
@@ -4597,13 +4871,13 @@
         <mc:AlternateContent>
           <mc:Choice Requires="wpg">
             <w:drawing>
-              <wp:anchor distT="0" distB="0" distL="0" distR="0" simplePos="0" relativeHeight="487594496" behindDoc="1" locked="0" layoutInCell="1" allowOverlap="1" wp14:anchorId="5E32E175" wp14:editId="610020EA">
+              <wp:anchor distT="0" distB="0" distL="0" distR="0" simplePos="0" relativeHeight="487594496" behindDoc="1" locked="0" layoutInCell="1" allowOverlap="1" wp14:anchorId="5E32E175" wp14:editId="4453DFCE">
                 <wp:simplePos x="0" y="0"/>
                 <wp:positionH relativeFrom="page">
-                  <wp:posOffset>504824</wp:posOffset>
+                  <wp:posOffset>504190</wp:posOffset>
                 </wp:positionH>
                 <wp:positionV relativeFrom="paragraph">
-                  <wp:posOffset>257029</wp:posOffset>
+                  <wp:posOffset>91440</wp:posOffset>
                 </wp:positionV>
                 <wp:extent cx="6553200" cy="247650"/>
                 <wp:effectExtent l="0" t="0" r="0" b="0"/>
@@ -4766,15 +5040,15 @@
           </mc:Choice>
           <mc:Fallback>
             <w:pict>
-              <v:group w14:anchorId="5E32E175" id="Group 29" o:spid="_x0000_s1051" style="position:absolute;margin-left:39.75pt;margin-top:20.25pt;width:516pt;height:19.5pt;z-index:-15721984;mso-wrap-distance-left:0;mso-wrap-distance-right:0;mso-position-horizontal-relative:page;mso-position-vertical-relative:text" coordsize="65532,2476" o:gfxdata="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">
-                <v:shape id="Graphic 30" o:spid="_x0000_s1052" style="position:absolute;width:65532;height:2476;visibility:visible;mso-wrap-style:square;v-text-anchor:top" coordsize="6553200,247650" o:gfxdata="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" path="m6536675,247648r-6520152,l14093,247165,,231126r,-2527l,16523,16523,,6536675,r16523,16523l6553198,231126r-14094,16039l6536675,247648xe" fillcolor="black" stroked="f">
+              <v:group w14:anchorId="5E32E175" id="Group 29" o:spid="_x0000_s1054" style="position:absolute;margin-left:39.7pt;margin-top:7.2pt;width:516pt;height:19.5pt;z-index:-15721984;mso-wrap-distance-left:0;mso-wrap-distance-right:0;mso-position-horizontal-relative:page;mso-position-vertical-relative:text" coordsize="65532,2476" o:gfxdata="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">
+                <v:shape id="Graphic 30" o:spid="_x0000_s1055" style="position:absolute;width:65532;height:2476;visibility:visible;mso-wrap-style:square;v-text-anchor:top" coordsize="6553200,247650" o:gfxdata="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" path="m6536675,247648r-6520152,l14093,247165,,231126r,-2527l,16523,16523,,6536675,r16523,16523l6553198,231126r-14094,16039l6536675,247648xe" fillcolor="black" stroked="f">
                   <v:fill opacity="4626f"/>
                   <v:path arrowok="t"/>
                 </v:shape>
-                <v:shape id="Image 31" o:spid="_x0000_s1053" type="#_x0000_t75" style="position:absolute;left:28097;top:675;width:1615;height:1252;visibility:visible;mso-wrap-style:square" o:gfxdata="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">
+                <v:shape id="Image 31" o:spid="_x0000_s1056" type="#_x0000_t75" style="position:absolute;left:28097;top:675;width:1615;height:1252;visibility:visible;mso-wrap-style:square" o:gfxdata="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">
                   <v:imagedata r:id="rId30" o:title=""/>
                 </v:shape>
-                <v:shape id="Textbox 32" o:spid="_x0000_s1054" type="#_x0000_t202" style="position:absolute;width:65532;height:2476;visibility:visible;mso-wrap-style:square;v-text-anchor:top" o:gfxdata="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" filled="f" stroked="f">
+                <v:shape id="Textbox 32" o:spid="_x0000_s1057" type="#_x0000_t202" style="position:absolute;width:65532;height:2476;visibility:visible;mso-wrap-style:square;v-text-anchor:top" o:gfxdata="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" filled="f" stroked="f">
                   <v:textbox inset="0,0,0,0">
                     <w:txbxContent>
                       <w:p>
@@ -4808,88 +5082,31 @@
           </mc:Fallback>
         </mc:AlternateContent>
       </w:r>
-    </w:p>
-    <w:p>
-      <w:pPr>
-        <w:pStyle w:val="ListParagraph"/>
-        <w:numPr>
-          <w:ilvl w:val="0"/>
-          <w:numId w:val="1"/>
-        </w:numPr>
-        <w:tabs>
-          <w:tab w:val="left" w:pos="101"/>
-          <w:tab w:val="left" w:pos="338"/>
-          <w:tab w:val="left" w:pos="8047"/>
-        </w:tabs>
-        <w:spacing w:line="390" w:lineRule="atLeast"/>
-        <w:jc w:val="both"/>
-        <w:rPr>
-          <w:w w:val="105"/>
-          <w:sz w:val="21"/>
-        </w:rPr>
-      </w:pPr>
       <w:r>
         <w:rPr>
           <w:rFonts w:ascii="Cambria" w:hAnsi="Cambria"/>
           <w:b/>
-          <w:sz w:val="21"/>
-        </w:rPr>
-        <w:t>RA, FMS, MD, CM, SSO, UM</w:t>
+        </w:rPr>
+        <w:t xml:space="preserve">  </w:t>
       </w:r>
       <w:r>
         <w:rPr>
           <w:rFonts w:ascii="Cambria" w:hAnsi="Cambria"/>
           <w:b/>
-          <w:sz w:val="21"/>
-        </w:rPr>
-        <w:tab/>
+        </w:rPr>
+        <w:t>RA, FMS, MD, CM, SSO, UM</w:t>
       </w:r>
       <w:r>
         <w:rPr>
           <w:rFonts w:ascii="Cambria" w:hAnsi="Cambria"/>
           <w:b/>
-          <w:sz w:val="21"/>
-        </w:rPr>
-        <w:t xml:space="preserve">   </w:t>
-      </w:r>
-      <w:r>
-        <w:t>J</w:t>
-      </w:r>
-      <w:r>
-        <w:t>un</w:t>
-      </w:r>
-      <w:r>
-        <w:rPr>
-          <w:spacing w:val="43"/>
-        </w:rPr>
-        <w:t xml:space="preserve"> </w:t>
-      </w:r>
-      <w:r>
-        <w:rPr>
-          <w:w w:val="105"/>
-          <w:sz w:val="21"/>
-        </w:rPr>
-        <w:t>202</w:t>
-      </w:r>
-      <w:r>
-        <w:rPr>
-          <w:w w:val="105"/>
-          <w:sz w:val="21"/>
-        </w:rPr>
-        <w:t>2</w:t>
-      </w:r>
-      <w:r>
-        <w:rPr>
-          <w:w w:val="105"/>
-          <w:sz w:val="21"/>
-        </w:rPr>
-        <w:t xml:space="preserve"> – present</w:t>
+        </w:rPr>
+        <w:tab/>
       </w:r>
       <w:r>
         <w:rPr>
           <w:spacing w:val="40"/>
           <w:w w:val="105"/>
-          <w:sz w:val="21"/>
         </w:rPr>
         <w:t xml:space="preserve"> </w:t>
       </w:r>
@@ -5066,23 +5283,7 @@
           <w:w w:val="105"/>
           <w:sz w:val="21"/>
         </w:rPr>
-        <w:t xml:space="preserve">User Management): is a centralized User Management system for all the applications of </w:t>
-      </w:r>
-      <w:proofErr w:type="gramStart"/>
-      <w:r>
-        <w:rPr>
-          <w:w w:val="105"/>
-          <w:sz w:val="21"/>
-        </w:rPr>
-        <w:t>clients</w:t>
-      </w:r>
-      <w:proofErr w:type="gramEnd"/>
-      <w:r>
-        <w:rPr>
-          <w:w w:val="105"/>
-          <w:sz w:val="21"/>
-        </w:rPr>
-        <w:t xml:space="preserve"> new users are created and managed from this system.</w:t>
+        <w:t>User Management): is a centralized User Management system for all the applications of clients new users are created and managed from this system.</w:t>
       </w:r>
     </w:p>
     <w:p>
@@ -5110,23 +5311,7 @@
           <w:w w:val="105"/>
           <w:sz w:val="21"/>
         </w:rPr>
-        <w:t xml:space="preserve">MD(Mediation): Mediation is Use for convert encrypted </w:t>
-      </w:r>
-      <w:proofErr w:type="spellStart"/>
-      <w:r>
-        <w:rPr>
-          <w:w w:val="105"/>
-          <w:sz w:val="21"/>
-        </w:rPr>
-        <w:t>cdr</w:t>
-      </w:r>
-      <w:proofErr w:type="spellEnd"/>
-      <w:r>
-        <w:rPr>
-          <w:w w:val="105"/>
-          <w:sz w:val="21"/>
-        </w:rPr>
-        <w:t xml:space="preserve"> file into descript files format for RA and FMS.</w:t>
+        <w:t>MD(Mediation): Mediation is Use for convert encrypted cdr file into descript files format for RA and FMS.</w:t>
       </w:r>
     </w:p>
     <w:p>
@@ -5344,19 +5529,35 @@
     </w:p>
     <w:p>
       <w:pPr>
-        <w:pStyle w:val="ListParagraph"/>
         <w:tabs>
           <w:tab w:val="left" w:pos="101"/>
           <w:tab w:val="left" w:pos="338"/>
           <w:tab w:val="left" w:pos="8047"/>
         </w:tabs>
         <w:spacing w:line="390" w:lineRule="atLeast"/>
-        <w:ind w:left="102" w:firstLine="0"/>
         <w:jc w:val="both"/>
         <w:rPr>
           <w:sz w:val="21"/>
         </w:rPr>
       </w:pPr>
+      <w:r>
+        <w:rPr>
+          <w:rFonts w:ascii="Cambria" w:hAnsi="Cambria"/>
+          <w:b/>
+          <w:w w:val="105"/>
+          <w:sz w:val="21"/>
+        </w:rPr>
+        <w:t xml:space="preserve">  </w:t>
+      </w:r>
+      <w:r>
+        <w:rPr>
+          <w:rFonts w:ascii="Cambria" w:hAnsi="Cambria"/>
+          <w:b/>
+          <w:w w:val="105"/>
+          <w:sz w:val="21"/>
+        </w:rPr>
+        <w:t>2.</w:t>
+      </w:r>
       <w:r>
         <w:rPr>
           <w:rFonts w:ascii="Cambria" w:hAnsi="Cambria"/>
@@ -5399,58 +5600,6 @@
           <w:sz w:val="21"/>
         </w:rPr>
         <w:t xml:space="preserve">           </w:t>
-      </w:r>
-      <w:r>
-        <w:rPr>
-          <w:w w:val="105"/>
-          <w:sz w:val="21"/>
-        </w:rPr>
-        <w:t>Jun 202</w:t>
-      </w:r>
-      <w:r>
-        <w:rPr>
-          <w:w w:val="105"/>
-          <w:sz w:val="21"/>
-        </w:rPr>
-        <w:t>2</w:t>
-      </w:r>
-      <w:r>
-        <w:rPr>
-          <w:spacing w:val="-3"/>
-          <w:w w:val="105"/>
-          <w:sz w:val="21"/>
-        </w:rPr>
-        <w:t xml:space="preserve"> </w:t>
-      </w:r>
-      <w:r>
-        <w:rPr>
-          <w:w w:val="105"/>
-          <w:sz w:val="21"/>
-        </w:rPr>
-        <w:t>–</w:t>
-      </w:r>
-      <w:r>
-        <w:rPr>
-          <w:spacing w:val="-3"/>
-          <w:w w:val="105"/>
-          <w:sz w:val="21"/>
-        </w:rPr>
-        <w:t xml:space="preserve"> </w:t>
-      </w:r>
-      <w:r>
-        <w:rPr>
-          <w:w w:val="105"/>
-          <w:sz w:val="21"/>
-        </w:rPr>
-        <w:t xml:space="preserve">present </w:t>
-      </w:r>
-      <w:r>
-        <w:rPr>
-          <w:spacing w:val="80"/>
-          <w:w w:val="105"/>
-          <w:sz w:val="21"/>
-        </w:rPr>
-        <w:t xml:space="preserve"> </w:t>
       </w:r>
     </w:p>
     <w:p>
@@ -5478,14 +5627,7 @@
           <w:w w:val="105"/>
           <w:sz w:val="21"/>
         </w:rPr>
-        <w:t xml:space="preserve"> </w:t>
-      </w:r>
-      <w:r>
-        <w:rPr>
-          <w:w w:val="105"/>
-          <w:sz w:val="21"/>
-        </w:rPr>
-        <w:t>The Motive for developing the Bill-call Portal is to handle the Routing, Rate, Billing, and Roaming in the Telecom Industry, the portal help customers and vendor provide all facility as per their need to generate revenue based on their margin and Products.</w:t>
+        <w:t xml:space="preserve"> The Motive for developing the Bill-call Portal is to handle the Routing, Rate, Billing, and Roaming in the Telecom Industry, the portal help customers and vendor provide all facility as per their need to generate revenue based on their margin and Products.</w:t>
       </w:r>
     </w:p>
     <w:p>
@@ -5610,6 +5752,293 @@
           <w:tab w:val="left" w:pos="8047"/>
         </w:tabs>
         <w:spacing w:after="80"/>
+        <w:jc w:val="both"/>
+        <w:rPr>
+          <w:sz w:val="21"/>
+          <w:szCs w:val="21"/>
+        </w:rPr>
+      </w:pPr>
+      <w:r>
+        <w:rPr>
+          <w:sz w:val="21"/>
+          <w:szCs w:val="21"/>
+        </w:rPr>
+        <w:t xml:space="preserve">  </w:t>
+      </w:r>
+      <w:r>
+        <w:rPr>
+          <w:sz w:val="21"/>
+          <w:szCs w:val="21"/>
+        </w:rPr>
+        <w:t xml:space="preserve">Tech </w:t>
+      </w:r>
+      <w:r>
+        <w:rPr>
+          <w:w w:val="105"/>
+          <w:sz w:val="21"/>
+        </w:rPr>
+        <w:t>Stack</w:t>
+      </w:r>
+      <w:r>
+        <w:rPr>
+          <w:sz w:val="21"/>
+          <w:szCs w:val="21"/>
+        </w:rPr>
+        <w:t xml:space="preserve">: C#, SQL, Asp .NET, Windows-Form Application, Windows Services.  </w:t>
+      </w:r>
+    </w:p>
+    <w:p>
+      <w:pPr>
+        <w:tabs>
+          <w:tab w:val="left" w:pos="101"/>
+          <w:tab w:val="left" w:pos="338"/>
+          <w:tab w:val="left" w:pos="8047"/>
+        </w:tabs>
+        <w:spacing w:after="80"/>
+        <w:jc w:val="both"/>
+        <w:rPr>
+          <w:sz w:val="21"/>
+          <w:szCs w:val="21"/>
+        </w:rPr>
+      </w:pPr>
+    </w:p>
+    <w:p>
+      <w:pPr>
+        <w:tabs>
+          <w:tab w:val="left" w:pos="101"/>
+          <w:tab w:val="left" w:pos="338"/>
+          <w:tab w:val="left" w:pos="8047"/>
+        </w:tabs>
+        <w:spacing w:after="80"/>
+        <w:ind w:left="101"/>
+        <w:jc w:val="both"/>
+        <w:rPr>
+          <w:rFonts w:ascii="Cambria" w:hAnsi="Cambria"/>
+          <w:b/>
+          <w:w w:val="105"/>
+          <w:sz w:val="21"/>
+        </w:rPr>
+      </w:pPr>
+      <w:r>
+        <w:rPr>
+          <w:rFonts w:ascii="Cambria" w:hAnsi="Cambria"/>
+          <w:b/>
+          <w:w w:val="105"/>
+          <w:sz w:val="21"/>
+        </w:rPr>
+        <w:t xml:space="preserve">3. </w:t>
+      </w:r>
+      <w:r>
+        <w:rPr>
+          <w:rFonts w:ascii="Cambria" w:hAnsi="Cambria"/>
+          <w:b/>
+          <w:w w:val="105"/>
+          <w:sz w:val="21"/>
+        </w:rPr>
+        <w:t>Scrum</w:t>
+      </w:r>
+      <w:r>
+        <w:rPr>
+          <w:rFonts w:ascii="Cambria" w:hAnsi="Cambria"/>
+          <w:b/>
+          <w:w w:val="105"/>
+          <w:sz w:val="21"/>
+        </w:rPr>
+        <w:t xml:space="preserve"> </w:t>
+      </w:r>
+      <w:r>
+        <w:rPr>
+          <w:rFonts w:ascii="Cambria" w:hAnsi="Cambria"/>
+          <w:b/>
+          <w:w w:val="105"/>
+          <w:sz w:val="21"/>
+        </w:rPr>
+        <w:t>Track</w:t>
+      </w:r>
+      <w:r>
+        <w:rPr>
+          <w:rFonts w:ascii="Cambria" w:hAnsi="Cambria"/>
+          <w:b/>
+          <w:w w:val="105"/>
+          <w:sz w:val="21"/>
+        </w:rPr>
+        <w:t xml:space="preserve">er </w:t>
+      </w:r>
+    </w:p>
+    <w:p>
+      <w:pPr>
+        <w:pStyle w:val="ListParagraph"/>
+        <w:numPr>
+          <w:ilvl w:val="0"/>
+          <w:numId w:val="2"/>
+        </w:numPr>
+        <w:tabs>
+          <w:tab w:val="left" w:pos="101"/>
+          <w:tab w:val="left" w:pos="338"/>
+          <w:tab w:val="left" w:pos="8047"/>
+        </w:tabs>
+        <w:spacing w:before="0" w:after="80" w:line="240" w:lineRule="auto"/>
+        <w:ind w:left="461" w:right="72"/>
+        <w:jc w:val="both"/>
+        <w:rPr>
+          <w:w w:val="105"/>
+          <w:sz w:val="21"/>
+        </w:rPr>
+      </w:pPr>
+      <w:r>
+        <w:rPr>
+          <w:w w:val="105"/>
+          <w:sz w:val="21"/>
+        </w:rPr>
+        <w:t xml:space="preserve">Scrum note is used to quickly share what each team member did yesterday, what they plan to do today and if </w:t>
+      </w:r>
+    </w:p>
+    <w:p>
+      <w:pPr>
+        <w:pStyle w:val="ListParagraph"/>
+        <w:tabs>
+          <w:tab w:val="left" w:pos="101"/>
+          <w:tab w:val="left" w:pos="338"/>
+          <w:tab w:val="left" w:pos="8047"/>
+        </w:tabs>
+        <w:spacing w:before="0" w:after="80" w:line="240" w:lineRule="auto"/>
+        <w:ind w:left="461" w:right="72" w:firstLine="0"/>
+        <w:jc w:val="both"/>
+        <w:rPr>
+          <w:w w:val="105"/>
+          <w:sz w:val="21"/>
+        </w:rPr>
+      </w:pPr>
+      <w:r>
+        <w:rPr>
+          <w:w w:val="105"/>
+          <w:sz w:val="21"/>
+        </w:rPr>
+        <w:t>they</w:t>
+      </w:r>
+      <w:r>
+        <w:rPr>
+          <w:w w:val="105"/>
+          <w:sz w:val="21"/>
+        </w:rPr>
+        <w:t xml:space="preserve"> </w:t>
+      </w:r>
+      <w:r>
+        <w:rPr>
+          <w:w w:val="105"/>
+          <w:sz w:val="21"/>
+        </w:rPr>
+        <w:t>any blockers. It helps the scrum master track progress and support the team. Worked to resolve the Defects.</w:t>
+      </w:r>
+    </w:p>
+    <w:p>
+      <w:pPr>
+        <w:tabs>
+          <w:tab w:val="left" w:pos="101"/>
+          <w:tab w:val="left" w:pos="338"/>
+          <w:tab w:val="left" w:pos="8047"/>
+        </w:tabs>
+        <w:spacing w:after="80"/>
+        <w:ind w:left="101"/>
+        <w:jc w:val="both"/>
+        <w:rPr>
+          <w:sz w:val="21"/>
+          <w:szCs w:val="21"/>
+        </w:rPr>
+      </w:pPr>
+      <w:r>
+        <w:rPr>
+          <w:w w:val="105"/>
+          <w:sz w:val="21"/>
+        </w:rPr>
+        <w:t>Responsibilities</w:t>
+      </w:r>
+      <w:r>
+        <w:rPr>
+          <w:sz w:val="21"/>
+          <w:szCs w:val="21"/>
+        </w:rPr>
+        <w:t>:</w:t>
+      </w:r>
+    </w:p>
+    <w:p>
+      <w:pPr>
+        <w:pStyle w:val="ListParagraph"/>
+        <w:numPr>
+          <w:ilvl w:val="0"/>
+          <w:numId w:val="2"/>
+        </w:numPr>
+        <w:tabs>
+          <w:tab w:val="left" w:pos="101"/>
+          <w:tab w:val="left" w:pos="338"/>
+          <w:tab w:val="left" w:pos="8047"/>
+        </w:tabs>
+        <w:spacing w:before="0" w:after="80" w:line="240" w:lineRule="auto"/>
+        <w:ind w:left="461" w:right="72"/>
+        <w:jc w:val="both"/>
+        <w:rPr>
+          <w:w w:val="105"/>
+          <w:sz w:val="21"/>
+        </w:rPr>
+      </w:pPr>
+      <w:r>
+        <w:rPr>
+          <w:w w:val="105"/>
+          <w:sz w:val="21"/>
+        </w:rPr>
+        <w:t>Developed .NET Core Web API based on project requirement, implement Repository and Unit of Work design pattern.</w:t>
+      </w:r>
+      <w:r>
+        <w:rPr>
+          <w:w w:val="105"/>
+          <w:sz w:val="21"/>
+        </w:rPr>
+        <w:t xml:space="preserve"> </w:t>
+      </w:r>
+      <w:r>
+        <w:rPr>
+          <w:w w:val="105"/>
+          <w:sz w:val="21"/>
+        </w:rPr>
+        <w:t>Implement Authentication and Authorization using JWT Token, Role Base using .NET Core Web API.</w:t>
+      </w:r>
+    </w:p>
+    <w:p>
+      <w:pPr>
+        <w:pStyle w:val="ListParagraph"/>
+        <w:numPr>
+          <w:ilvl w:val="0"/>
+          <w:numId w:val="2"/>
+        </w:numPr>
+        <w:tabs>
+          <w:tab w:val="left" w:pos="101"/>
+          <w:tab w:val="left" w:pos="338"/>
+          <w:tab w:val="left" w:pos="8047"/>
+        </w:tabs>
+        <w:spacing w:before="0" w:after="80" w:line="240" w:lineRule="auto"/>
+        <w:ind w:left="461" w:right="72"/>
+        <w:jc w:val="both"/>
+        <w:rPr>
+          <w:w w:val="105"/>
+          <w:sz w:val="21"/>
+        </w:rPr>
+      </w:pPr>
+      <w:r>
+        <w:rPr>
+          <w:w w:val="105"/>
+          <w:sz w:val="21"/>
+        </w:rPr>
+        <w:t>Design and implement Angular guards, routing, and services, Component, along with role-based feature access. Used RxJS to call Web APIs and handle asynchronous data streams efficiently in angular application.</w:t>
+      </w:r>
+    </w:p>
+    <w:p>
+      <w:pPr>
+        <w:tabs>
+          <w:tab w:val="left" w:pos="101"/>
+          <w:tab w:val="left" w:pos="338"/>
+          <w:tab w:val="left" w:pos="8047"/>
+        </w:tabs>
+        <w:spacing w:after="80"/>
         <w:ind w:left="101"/>
         <w:jc w:val="both"/>
         <w:rPr>
@@ -5625,13 +6054,13 @@
         <mc:AlternateContent>
           <mc:Choice Requires="wpg">
             <w:drawing>
-              <wp:anchor distT="0" distB="0" distL="0" distR="0" simplePos="0" relativeHeight="251653120" behindDoc="1" locked="0" layoutInCell="1" allowOverlap="1" wp14:anchorId="3541A3B6" wp14:editId="5CAF79BE">
+              <wp:anchor distT="0" distB="0" distL="0" distR="0" simplePos="0" relativeHeight="251633664" behindDoc="1" locked="0" layoutInCell="1" allowOverlap="1" wp14:anchorId="3541A3B6" wp14:editId="2EFADF5D">
                 <wp:simplePos x="0" y="0"/>
                 <wp:positionH relativeFrom="page">
                   <wp:posOffset>504190</wp:posOffset>
                 </wp:positionH>
                 <wp:positionV relativeFrom="paragraph">
-                  <wp:posOffset>298450</wp:posOffset>
+                  <wp:posOffset>234950</wp:posOffset>
                 </wp:positionV>
                 <wp:extent cx="6553200" cy="247650"/>
                 <wp:effectExtent l="0" t="0" r="0" b="0"/>
@@ -5794,15 +6223,15 @@
           </mc:Choice>
           <mc:Fallback>
             <w:pict>
-              <v:group w14:anchorId="3541A3B6" id="Group 50" o:spid="_x0000_s1055" style="position:absolute;left:0;text-align:left;margin-left:39.7pt;margin-top:23.5pt;width:516pt;height:19.5pt;z-index:-251663360;mso-wrap-distance-left:0;mso-wrap-distance-right:0;mso-position-horizontal-relative:page;mso-position-vertical-relative:text" coordsize="65532,2476" o:gfxdata="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">
-                <v:shape id="Graphic 51" o:spid="_x0000_s1056" style="position:absolute;width:65532;height:2476;visibility:visible;mso-wrap-style:square;v-text-anchor:top" coordsize="6553200,247650" o:gfxdata="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" path="m6536675,247649r-6520152,l14093,247165,,231125r,-2526l,16523,16523,,6536675,r16523,16523l6553198,231125r-14094,16040l6536675,247649xe" fillcolor="black" stroked="f">
+              <v:group w14:anchorId="3541A3B6" id="Group 50" o:spid="_x0000_s1058" style="position:absolute;left:0;text-align:left;margin-left:39.7pt;margin-top:18.5pt;width:516pt;height:19.5pt;z-index:-251682816;mso-wrap-distance-left:0;mso-wrap-distance-right:0;mso-position-horizontal-relative:page;mso-position-vertical-relative:text" coordsize="65532,2476" o:gfxdata="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">
+                <v:shape id="Graphic 51" o:spid="_x0000_s1059" style="position:absolute;width:65532;height:2476;visibility:visible;mso-wrap-style:square;v-text-anchor:top" coordsize="6553200,247650" o:gfxdata="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" path="m6536675,247649r-6520152,l14093,247165,,231125r,-2526l,16523,16523,,6536675,r16523,16523l6553198,231125r-14094,16040l6536675,247649xe" fillcolor="black" stroked="f">
                   <v:fill opacity="4626f"/>
                   <v:path arrowok="t"/>
                 </v:shape>
-                <v:shape id="Image 52" o:spid="_x0000_s1057" type="#_x0000_t75" style="position:absolute;left:27335;top:641;width:1608;height:1128;visibility:visible;mso-wrap-style:square" o:gfxdata="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">
+                <v:shape id="Image 52" o:spid="_x0000_s1060" type="#_x0000_t75" style="position:absolute;left:27335;top:641;width:1608;height:1128;visibility:visible;mso-wrap-style:square" o:gfxdata="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">
                   <v:imagedata r:id="rId32" o:title=""/>
                 </v:shape>
-                <v:shape id="Textbox 53" o:spid="_x0000_s1058" type="#_x0000_t202" style="position:absolute;width:65532;height:2476;visibility:visible;mso-wrap-style:square;v-text-anchor:top" o:gfxdata="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" filled="f" stroked="f">
+                <v:shape id="Textbox 53" o:spid="_x0000_s1061" type="#_x0000_t202" style="position:absolute;width:65532;height:2476;visibility:visible;mso-wrap-style:square;v-text-anchor:top" o:gfxdata="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" filled="f" stroked="f">
                   <v:textbox inset="0,0,0,0">
                     <w:txbxContent>
                       <w:p>
@@ -5855,17 +6284,36 @@
           <w:sz w:val="21"/>
           <w:szCs w:val="21"/>
         </w:rPr>
-        <w:t>: C#, SQL, Asp .NET, Windows-Form Application, Windows Services.</w:t>
-      </w:r>
-    </w:p>
-    <w:p>
-      <w:pPr>
-        <w:pStyle w:val="BodyText"/>
-        <w:spacing w:before="1"/>
-        <w:rPr>
-          <w:sz w:val="6"/>
-        </w:rPr>
-      </w:pPr>
+        <w:t xml:space="preserve">: </w:t>
+      </w:r>
+      <w:r>
+        <w:rPr>
+          <w:sz w:val="21"/>
+          <w:szCs w:val="21"/>
+        </w:rPr>
+        <w:t>Angular (</w:t>
+      </w:r>
+      <w:r>
+        <w:rPr>
+          <w:sz w:val="21"/>
+          <w:szCs w:val="21"/>
+        </w:rPr>
+        <w:t>19), C#, .NET Core 9, TypeScript, Design Pattern</w:t>
+      </w:r>
+      <w:r>
+        <w:rPr>
+          <w:sz w:val="21"/>
+          <w:szCs w:val="21"/>
+        </w:rPr>
+        <w:t>.</w:t>
+      </w:r>
+      <w:r>
+        <w:rPr>
+          <w:sz w:val="21"/>
+          <w:szCs w:val="21"/>
+        </w:rPr>
+        <w:t xml:space="preserve">  </w:t>
+      </w:r>
     </w:p>
     <w:p>
       <w:pPr>
@@ -5892,25 +6340,7 @@
         <w:rPr>
           <w:w w:val="105"/>
         </w:rPr>
-        <w:t>B. Tech</w:t>
-      </w:r>
-      <w:r>
-        <w:rPr>
-          <w:w w:val="105"/>
-        </w:rPr>
-        <w:t xml:space="preserve"> </w:t>
-      </w:r>
-      <w:r>
-        <w:rPr>
-          <w:w w:val="105"/>
-        </w:rPr>
-        <w:t>in</w:t>
-      </w:r>
-      <w:r>
-        <w:rPr>
-          <w:w w:val="105"/>
-        </w:rPr>
-        <w:t xml:space="preserve"> Computer Engineering</w:t>
+        <w:t>B. Tech in Computer Engineering</w:t>
       </w:r>
     </w:p>
     <w:p>
@@ -5931,6 +6361,17 @@
       <w:r>
         <w:t>8th -semester: 7.45 CGPA</w:t>
       </w:r>
+    </w:p>
+    <w:p>
+      <w:pPr>
+        <w:pStyle w:val="BodyText"/>
+        <w:spacing w:before="2"/>
+        <w:ind w:left="85"/>
+        <w:rPr>
+          <w:sz w:val="10"/>
+          <w:szCs w:val="10"/>
+        </w:rPr>
+      </w:pPr>
     </w:p>
     <w:p>
       <w:pPr>
@@ -6067,18 +6508,9 @@
     <w:p>
       <w:pPr>
         <w:pStyle w:val="BodyText"/>
-        <w:spacing w:before="205"/>
-        <w:rPr>
-          <w:sz w:val="20"/>
-        </w:rPr>
-      </w:pPr>
-    </w:p>
-    <w:p>
-      <w:pPr>
-        <w:pStyle w:val="BodyText"/>
         <w:ind w:left="87"/>
         <w:rPr>
-          <w:sz w:val="20"/>
+          <w:w w:val="110"/>
         </w:rPr>
       </w:pPr>
       <w:r>
@@ -6250,15 +6682,15 @@
           </mc:Choice>
           <mc:Fallback>
             <w:pict>
-              <v:group w14:anchorId="6C96F37E" id="Group 54" o:spid="_x0000_s1059" style="width:516pt;height:19.5pt;mso-position-horizontal-relative:char;mso-position-vertical-relative:line" coordsize="65532,2476" o:gfxdata="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">
-                <v:shape id="Graphic 55" o:spid="_x0000_s1060" style="position:absolute;width:65532;height:2476;visibility:visible;mso-wrap-style:square;v-text-anchor:top" coordsize="6553200,247650" o:gfxdata="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" path="m6536675,247649r-6520152,l14093,247165,,231124r,-2525l,16522,16523,,6536675,r16523,16522l6553198,231124r-14094,16041l6536675,247649xe" fillcolor="black" stroked="f">
+              <v:group w14:anchorId="6C96F37E" id="Group 54" o:spid="_x0000_s1062" style="width:516pt;height:19.5pt;mso-position-horizontal-relative:char;mso-position-vertical-relative:line" coordsize="65532,2476" o:gfxdata="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">
+                <v:shape id="Graphic 55" o:spid="_x0000_s1063" style="position:absolute;width:65532;height:2476;visibility:visible;mso-wrap-style:square;v-text-anchor:top" coordsize="6553200,247650" o:gfxdata="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" path="m6536675,247649r-6520152,l14093,247165,,231124r,-2525l,16522,16523,,6536675,r16523,16522l6553198,231124r-14094,16041l6536675,247649xe" fillcolor="black" stroked="f">
                   <v:fill opacity="4626f"/>
                   <v:path arrowok="t"/>
                 </v:shape>
-                <v:shape id="Image 56" o:spid="_x0000_s1061" type="#_x0000_t75" style="position:absolute;left:27240;top:474;width:1462;height:1432;visibility:visible;mso-wrap-style:square" o:gfxdata="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">
+                <v:shape id="Image 56" o:spid="_x0000_s1064" type="#_x0000_t75" style="position:absolute;left:27240;top:474;width:1462;height:1432;visibility:visible;mso-wrap-style:square" o:gfxdata="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">
                   <v:imagedata r:id="rId34" o:title=""/>
                 </v:shape>
-                <v:shape id="Textbox 57" o:spid="_x0000_s1062" type="#_x0000_t202" style="position:absolute;width:65532;height:2476;visibility:visible;mso-wrap-style:square;v-text-anchor:top" o:gfxdata="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" filled="f" stroked="f">
+                <v:shape id="Textbox 57" o:spid="_x0000_s1065" type="#_x0000_t202" style="position:absolute;width:65532;height:2476;visibility:visible;mso-wrap-style:square;v-text-anchor:top" o:gfxdata="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" filled="f" stroked="f">
                   <v:textbox inset="0,0,0,0">
                     <w:txbxContent>
                       <w:p>
@@ -6296,34 +6728,90 @@
     <w:p>
       <w:pPr>
         <w:pStyle w:val="BodyText"/>
-        <w:tabs>
-          <w:tab w:val="left" w:pos="5454"/>
-        </w:tabs>
-        <w:spacing w:before="139"/>
-        <w:ind w:left="85"/>
+        <w:ind w:left="87"/>
+        <w:rPr>
+          <w:w w:val="110"/>
+          <w:sz w:val="10"/>
+          <w:szCs w:val="10"/>
+        </w:rPr>
+      </w:pPr>
+    </w:p>
+    <w:p>
+      <w:pPr>
+        <w:pStyle w:val="BodyText"/>
+        <w:ind w:left="87"/>
+        <w:rPr>
+          <w:sz w:val="20"/>
+        </w:rPr>
+      </w:pPr>
+      <w:r>
+        <w:rPr>
+          <w:w w:val="110"/>
+        </w:rPr>
+        <w:t>English</w:t>
+      </w:r>
+      <w:r>
+        <w:rPr>
+          <w:spacing w:val="-14"/>
+          <w:w w:val="110"/>
+        </w:rPr>
+        <w:t xml:space="preserve"> </w:t>
+      </w:r>
+      <w:r>
+        <w:rPr>
+          <w:w w:val="110"/>
+        </w:rPr>
+        <w:t>(Professional</w:t>
+      </w:r>
+      <w:r>
+        <w:rPr>
+          <w:spacing w:val="-13"/>
+          <w:w w:val="110"/>
+        </w:rPr>
+        <w:t xml:space="preserve"> </w:t>
+      </w:r>
+      <w:r>
         <w:rPr>
           <w:spacing w:val="-2"/>
           <w:w w:val="110"/>
         </w:rPr>
-      </w:pPr>
-      <w:r>
-        <w:rPr>
-          <w:w w:val="110"/>
-        </w:rPr>
-        <w:t>English</w:t>
-      </w:r>
-      <w:r>
-        <w:rPr>
-          <w:spacing w:val="-14"/>
-          <w:w w:val="110"/>
-        </w:rPr>
-        <w:t xml:space="preserve"> </w:t>
-      </w:r>
-      <w:r>
-        <w:rPr>
-          <w:w w:val="110"/>
-        </w:rPr>
-        <w:t>(Professional</w:t>
+        <w:t>Proficiency)</w:t>
+      </w:r>
+      <w:r>
+        <w:rPr>
+          <w:spacing w:val="-2"/>
+          <w:w w:val="110"/>
+        </w:rPr>
+        <w:t>,</w:t>
+      </w:r>
+      <w:r>
+        <w:t xml:space="preserve"> </w:t>
+      </w:r>
+      <w:r>
+        <w:rPr>
+          <w:w w:val="105"/>
+        </w:rPr>
+        <w:t>Hindi</w:t>
+      </w:r>
+      <w:r>
+        <w:rPr>
+          <w:spacing w:val="8"/>
+          <w:w w:val="110"/>
+        </w:rPr>
+        <w:t xml:space="preserve"> </w:t>
+      </w:r>
+      <w:r>
+        <w:rPr>
+          <w:spacing w:val="-2"/>
+          <w:w w:val="110"/>
+        </w:rPr>
+        <w:t>(</w:t>
+      </w:r>
+      <w:r>
+        <w:rPr>
+          <w:w w:val="110"/>
+        </w:rPr>
+        <w:t>Professional</w:t>
       </w:r>
       <w:r>
         <w:rPr>
@@ -6337,68 +6825,22 @@
           <w:spacing w:val="-2"/>
           <w:w w:val="110"/>
         </w:rPr>
-        <w:t>Proficiency)</w:t>
-      </w:r>
-      <w:r>
-        <w:tab/>
-      </w:r>
-      <w:r>
-        <w:rPr>
-          <w:w w:val="105"/>
-        </w:rPr>
-        <w:t>Hindi</w:t>
-      </w:r>
-      <w:r>
-        <w:rPr>
-          <w:spacing w:val="8"/>
-          <w:w w:val="110"/>
-        </w:rPr>
-        <w:t xml:space="preserve"> </w:t>
+        <w:t>Proficiency</w:t>
       </w:r>
       <w:r>
         <w:rPr>
           <w:spacing w:val="-2"/>
           <w:w w:val="110"/>
         </w:rPr>
-        <w:t>(</w:t>
-      </w:r>
-      <w:r>
-        <w:rPr>
-          <w:w w:val="110"/>
-        </w:rPr>
-        <w:t>Professional</w:t>
-      </w:r>
-      <w:r>
-        <w:rPr>
-          <w:spacing w:val="-13"/>
-          <w:w w:val="110"/>
-        </w:rPr>
-        <w:t xml:space="preserve"> </w:t>
+        <w:t>)</w:t>
       </w:r>
       <w:r>
         <w:rPr>
           <w:spacing w:val="-2"/>
           <w:w w:val="110"/>
         </w:rPr>
-        <w:t>Proficiency</w:t>
-      </w:r>
-      <w:r>
-        <w:rPr>
-          <w:spacing w:val="-2"/>
-          <w:w w:val="110"/>
-        </w:rPr>
-        <w:t>)</w:t>
-      </w:r>
-    </w:p>
-    <w:p>
-      <w:pPr>
-        <w:pStyle w:val="BodyText"/>
-        <w:tabs>
-          <w:tab w:val="left" w:pos="5454"/>
-        </w:tabs>
-        <w:spacing w:before="139"/>
-        <w:ind w:left="85"/>
-      </w:pPr>
+        <w:t xml:space="preserve">, </w:t>
+      </w:r>
       <w:r>
         <w:rPr>
           <w:spacing w:val="-2"/>
@@ -6611,7 +7053,7 @@
               <v:stroke joinstyle="miter"/>
               <v:path gradientshapeok="t" o:connecttype="rect"/>
             </v:shapetype>
-            <v:shape id="Textbox 1" o:spid="_x0000_s1063" type="#_x0000_t202" style="position:absolute;margin-left:284.65pt;margin-top:810.1pt;width:23.95pt;height:15.95pt;z-index:-15856640;visibility:visible;mso-wrap-style:square;mso-wrap-distance-left:0;mso-wrap-distance-top:0;mso-wrap-distance-right:0;mso-wrap-distance-bottom:0;mso-position-horizontal:absolute;mso-position-horizontal-relative:page;mso-position-vertical:absolute;mso-position-vertical-relative:page;v-text-anchor:top" o:gfxdata="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" filled="f" stroked="f">
+            <v:shape id="Textbox 1" o:spid="_x0000_s1066" type="#_x0000_t202" style="position:absolute;margin-left:284.65pt;margin-top:810.1pt;width:23.95pt;height:15.95pt;z-index:-15856640;visibility:visible;mso-wrap-style:square;mso-wrap-distance-left:0;mso-wrap-distance-top:0;mso-wrap-distance-right:0;mso-wrap-distance-bottom:0;mso-position-horizontal:absolute;mso-position-horizontal-relative:page;mso-position-vertical:absolute;mso-position-vertical-relative:page;v-text-anchor:top" o:gfxdata="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" filled="f" stroked="f">
               <v:textbox inset="0,0,0,0">
                 <w:txbxContent>
                   <w:p>
@@ -6762,7 +7204,7 @@
         <v:path o:extrusionok="f" gradientshapeok="t" o:connecttype="rect"/>
         <o:lock v:ext="edit" aspectratio="t"/>
       </v:shapetype>
-      <v:shape id="_x0000_i1111" type="#_x0000_t75" style="width:6pt;height:6pt;visibility:visible;mso-wrap-style:square" o:bullet="t">
+      <v:shape id="_x0000_i1084" type="#_x0000_t75" style="width:6pt;height:6pt;visibility:visible;mso-wrap-style:square" o:bullet="t">
         <v:imagedata r:id="rId1" o:title=""/>
         <o:lock v:ext="edit" aspectratio="f"/>
       </v:shape>
@@ -6918,16 +7360,16 @@
     </w:lvl>
   </w:abstractNum>
   <w:abstractNum w:abstractNumId="1" w15:restartNumberingAfterBreak="0">
-    <w:nsid w:val="485B7FB2"/>
+    <w:nsid w:val="403E5A16"/>
     <w:multiLevelType w:val="hybridMultilevel"/>
-    <w:tmpl w:val="5B52CEAE"/>
+    <w:tmpl w:val="9604A24A"/>
     <w:lvl w:ilvl="0" w:tplc="04090001">
       <w:start w:val="1"/>
       <w:numFmt w:val="bullet"/>
       <w:lvlText w:val=""/>
       <w:lvlJc w:val="left"/>
       <w:pPr>
-        <w:ind w:left="360" w:hanging="360"/>
+        <w:ind w:left="830" w:hanging="360"/>
       </w:pPr>
       <w:rPr>
         <w:rFonts w:ascii="Symbol" w:hAnsi="Symbol" w:hint="default"/>
@@ -6939,7 +7381,7 @@
       <w:lvlText w:val="o"/>
       <w:lvlJc w:val="left"/>
       <w:pPr>
-        <w:ind w:left="1080" w:hanging="360"/>
+        <w:ind w:left="1550" w:hanging="360"/>
       </w:pPr>
       <w:rPr>
         <w:rFonts w:ascii="Courier New" w:hAnsi="Courier New" w:cs="Courier New" w:hint="default"/>
@@ -6951,7 +7393,7 @@
       <w:lvlText w:val=""/>
       <w:lvlJc w:val="left"/>
       <w:pPr>
-        <w:ind w:left="1800" w:hanging="360"/>
+        <w:ind w:left="2270" w:hanging="360"/>
       </w:pPr>
       <w:rPr>
         <w:rFonts w:ascii="Wingdings" w:hAnsi="Wingdings" w:hint="default"/>
@@ -6963,7 +7405,7 @@
       <w:lvlText w:val=""/>
       <w:lvlJc w:val="left"/>
       <w:pPr>
-        <w:ind w:left="2520" w:hanging="360"/>
+        <w:ind w:left="2990" w:hanging="360"/>
       </w:pPr>
       <w:rPr>
         <w:rFonts w:ascii="Symbol" w:hAnsi="Symbol" w:hint="default"/>
@@ -6975,7 +7417,7 @@
       <w:lvlText w:val="o"/>
       <w:lvlJc w:val="left"/>
       <w:pPr>
-        <w:ind w:left="3240" w:hanging="360"/>
+        <w:ind w:left="3710" w:hanging="360"/>
       </w:pPr>
       <w:rPr>
         <w:rFonts w:ascii="Courier New" w:hAnsi="Courier New" w:cs="Courier New" w:hint="default"/>
@@ -6987,7 +7429,7 @@
       <w:lvlText w:val=""/>
       <w:lvlJc w:val="left"/>
       <w:pPr>
-        <w:ind w:left="3960" w:hanging="360"/>
+        <w:ind w:left="4430" w:hanging="360"/>
       </w:pPr>
       <w:rPr>
         <w:rFonts w:ascii="Wingdings" w:hAnsi="Wingdings" w:hint="default"/>
@@ -6999,7 +7441,7 @@
       <w:lvlText w:val=""/>
       <w:lvlJc w:val="left"/>
       <w:pPr>
-        <w:ind w:left="4680" w:hanging="360"/>
+        <w:ind w:left="5150" w:hanging="360"/>
       </w:pPr>
       <w:rPr>
         <w:rFonts w:ascii="Symbol" w:hAnsi="Symbol" w:hint="default"/>
@@ -7011,7 +7453,7 @@
       <w:lvlText w:val="o"/>
       <w:lvlJc w:val="left"/>
       <w:pPr>
-        <w:ind w:left="5400" w:hanging="360"/>
+        <w:ind w:left="5870" w:hanging="360"/>
       </w:pPr>
       <w:rPr>
         <w:rFonts w:ascii="Courier New" w:hAnsi="Courier New" w:cs="Courier New" w:hint="default"/>
@@ -7023,7 +7465,7 @@
       <w:lvlText w:val=""/>
       <w:lvlJc w:val="left"/>
       <w:pPr>
-        <w:ind w:left="6120" w:hanging="360"/>
+        <w:ind w:left="6590" w:hanging="360"/>
       </w:pPr>
       <w:rPr>
         <w:rFonts w:ascii="Wingdings" w:hAnsi="Wingdings" w:hint="default"/>
@@ -7031,6 +7473,119 @@
     </w:lvl>
   </w:abstractNum>
   <w:abstractNum w:abstractNumId="2" w15:restartNumberingAfterBreak="0">
+    <w:nsid w:val="485B7FB2"/>
+    <w:multiLevelType w:val="hybridMultilevel"/>
+    <w:tmpl w:val="5B52CEAE"/>
+    <w:lvl w:ilvl="0" w:tplc="04090001">
+      <w:start w:val="1"/>
+      <w:numFmt w:val="bullet"/>
+      <w:lvlText w:val=""/>
+      <w:lvlJc w:val="left"/>
+      <w:pPr>
+        <w:ind w:left="450" w:hanging="360"/>
+      </w:pPr>
+      <w:rPr>
+        <w:rFonts w:ascii="Symbol" w:hAnsi="Symbol" w:hint="default"/>
+      </w:rPr>
+    </w:lvl>
+    <w:lvl w:ilvl="1" w:tplc="04090003">
+      <w:start w:val="1"/>
+      <w:numFmt w:val="bullet"/>
+      <w:lvlText w:val="o"/>
+      <w:lvlJc w:val="left"/>
+      <w:pPr>
+        <w:ind w:left="1080" w:hanging="360"/>
+      </w:pPr>
+      <w:rPr>
+        <w:rFonts w:ascii="Courier New" w:hAnsi="Courier New" w:cs="Courier New" w:hint="default"/>
+      </w:rPr>
+    </w:lvl>
+    <w:lvl w:ilvl="2" w:tplc="04090005" w:tentative="1">
+      <w:start w:val="1"/>
+      <w:numFmt w:val="bullet"/>
+      <w:lvlText w:val=""/>
+      <w:lvlJc w:val="left"/>
+      <w:pPr>
+        <w:ind w:left="1800" w:hanging="360"/>
+      </w:pPr>
+      <w:rPr>
+        <w:rFonts w:ascii="Wingdings" w:hAnsi="Wingdings" w:hint="default"/>
+      </w:rPr>
+    </w:lvl>
+    <w:lvl w:ilvl="3" w:tplc="04090001" w:tentative="1">
+      <w:start w:val="1"/>
+      <w:numFmt w:val="bullet"/>
+      <w:lvlText w:val=""/>
+      <w:lvlJc w:val="left"/>
+      <w:pPr>
+        <w:ind w:left="2520" w:hanging="360"/>
+      </w:pPr>
+      <w:rPr>
+        <w:rFonts w:ascii="Symbol" w:hAnsi="Symbol" w:hint="default"/>
+      </w:rPr>
+    </w:lvl>
+    <w:lvl w:ilvl="4" w:tplc="04090003" w:tentative="1">
+      <w:start w:val="1"/>
+      <w:numFmt w:val="bullet"/>
+      <w:lvlText w:val="o"/>
+      <w:lvlJc w:val="left"/>
+      <w:pPr>
+        <w:ind w:left="3240" w:hanging="360"/>
+      </w:pPr>
+      <w:rPr>
+        <w:rFonts w:ascii="Courier New" w:hAnsi="Courier New" w:cs="Courier New" w:hint="default"/>
+      </w:rPr>
+    </w:lvl>
+    <w:lvl w:ilvl="5" w:tplc="04090005" w:tentative="1">
+      <w:start w:val="1"/>
+      <w:numFmt w:val="bullet"/>
+      <w:lvlText w:val=""/>
+      <w:lvlJc w:val="left"/>
+      <w:pPr>
+        <w:ind w:left="3960" w:hanging="360"/>
+      </w:pPr>
+      <w:rPr>
+        <w:rFonts w:ascii="Wingdings" w:hAnsi="Wingdings" w:hint="default"/>
+      </w:rPr>
+    </w:lvl>
+    <w:lvl w:ilvl="6" w:tplc="04090001" w:tentative="1">
+      <w:start w:val="1"/>
+      <w:numFmt w:val="bullet"/>
+      <w:lvlText w:val=""/>
+      <w:lvlJc w:val="left"/>
+      <w:pPr>
+        <w:ind w:left="4680" w:hanging="360"/>
+      </w:pPr>
+      <w:rPr>
+        <w:rFonts w:ascii="Symbol" w:hAnsi="Symbol" w:hint="default"/>
+      </w:rPr>
+    </w:lvl>
+    <w:lvl w:ilvl="7" w:tplc="04090003" w:tentative="1">
+      <w:start w:val="1"/>
+      <w:numFmt w:val="bullet"/>
+      <w:lvlText w:val="o"/>
+      <w:lvlJc w:val="left"/>
+      <w:pPr>
+        <w:ind w:left="5400" w:hanging="360"/>
+      </w:pPr>
+      <w:rPr>
+        <w:rFonts w:ascii="Courier New" w:hAnsi="Courier New" w:cs="Courier New" w:hint="default"/>
+      </w:rPr>
+    </w:lvl>
+    <w:lvl w:ilvl="8" w:tplc="04090005" w:tentative="1">
+      <w:start w:val="1"/>
+      <w:numFmt w:val="bullet"/>
+      <w:lvlText w:val=""/>
+      <w:lvlJc w:val="left"/>
+      <w:pPr>
+        <w:ind w:left="6120" w:hanging="360"/>
+      </w:pPr>
+      <w:rPr>
+        <w:rFonts w:ascii="Wingdings" w:hAnsi="Wingdings" w:hint="default"/>
+      </w:rPr>
+    </w:lvl>
+  </w:abstractNum>
+  <w:abstractNum w:abstractNumId="3" w15:restartNumberingAfterBreak="0">
     <w:nsid w:val="55096F30"/>
     <w:multiLevelType w:val="multilevel"/>
     <w:tmpl w:val="879E5CCC"/>
@@ -7179,7 +7734,7 @@
       </w:rPr>
     </w:lvl>
   </w:abstractNum>
-  <w:abstractNum w:abstractNumId="3" w15:restartNumberingAfterBreak="0">
+  <w:abstractNum w:abstractNumId="4" w15:restartNumberingAfterBreak="0">
     <w:nsid w:val="608C355C"/>
     <w:multiLevelType w:val="hybridMultilevel"/>
     <w:tmpl w:val="93DCEBC2"/>
@@ -7301,7 +7856,7 @@
       </w:rPr>
     </w:lvl>
   </w:abstractNum>
-  <w:abstractNum w:abstractNumId="4" w15:restartNumberingAfterBreak="0">
+  <w:abstractNum w:abstractNumId="5" w15:restartNumberingAfterBreak="0">
     <w:nsid w:val="6CD730A1"/>
     <w:multiLevelType w:val="hybridMultilevel"/>
     <w:tmpl w:val="8010566A"/>
@@ -7415,19 +7970,22 @@
     </w:lvl>
   </w:abstractNum>
   <w:num w:numId="1" w16cid:durableId="621617341">
-    <w:abstractNumId w:val="3"/>
+    <w:abstractNumId w:val="4"/>
   </w:num>
   <w:num w:numId="2" w16cid:durableId="2050259894">
-    <w:abstractNumId w:val="1"/>
+    <w:abstractNumId w:val="2"/>
   </w:num>
   <w:num w:numId="3" w16cid:durableId="2030909716">
-    <w:abstractNumId w:val="4"/>
+    <w:abstractNumId w:val="5"/>
   </w:num>
   <w:num w:numId="4" w16cid:durableId="1648128673">
     <w:abstractNumId w:val="0"/>
   </w:num>
   <w:num w:numId="5" w16cid:durableId="729380861">
-    <w:abstractNumId w:val="2"/>
+    <w:abstractNumId w:val="3"/>
+  </w:num>
+  <w:num w:numId="6" w16cid:durableId="1148321993">
+    <w:abstractNumId w:val="1"/>
   </w:num>
 </w:numbering>
 </file>
